--- a/Teknik-Tenaga-Listrik/Modul-Word/Modul-9-Pemodelan-Saluran-Transmisi.docx
+++ b/Teknik-Tenaga-Listrik/Modul-Word/Modul-9-Pemodelan-Saluran-Transmisi.docx
@@ -8879,7 +8879,7 @@
       <w:r>
         <w:drawing>
           <wp:inline xmlns:a="http://schemas.openxmlformats.org/drawingml/2006/main" xmlns:pic="http://schemas.openxmlformats.org/drawingml/2006/picture">
-            <wp:extent cx="5400000" cy="1981570"/>
+            <wp:extent cx="5400000" cy="2096401"/>
             <wp:docPr id="1858245152" name="Picture 1858245152"/>
             <wp:cNvGraphicFramePr>
               <a:graphicFrameLocks noChangeAspect="1"/>
@@ -8900,7 +8900,7 @@
                   <pic:spPr>
                     <a:xfrm>
                       <a:off x="0" y="0"/>
-                      <a:ext cx="5400000" cy="1981570"/>
+                      <a:ext cx="5400000" cy="2096401"/>
                     </a:xfrm>
                     <a:prstGeom prst="rect"/>
                   </pic:spPr>
@@ -10612,7 +10612,7 @@
       <w:r>
         <w:drawing>
           <wp:inline xmlns:a="http://schemas.openxmlformats.org/drawingml/2006/main" xmlns:pic="http://schemas.openxmlformats.org/drawingml/2006/picture">
-            <wp:extent cx="5400000" cy="1981570"/>
+            <wp:extent cx="5400000" cy="2096401"/>
             <wp:docPr id="1858245153" name="Picture 1858245153"/>
             <wp:cNvGraphicFramePr>
               <a:graphicFrameLocks noChangeAspect="1"/>
@@ -10633,7 +10633,7 @@
                   <pic:spPr>
                     <a:xfrm>
                       <a:off x="0" y="0"/>
-                      <a:ext cx="5400000" cy="1981570"/>
+                      <a:ext cx="5400000" cy="2096401"/>
                     </a:xfrm>
                     <a:prstGeom prst="rect"/>
                   </pic:spPr>

--- a/Teknik-Tenaga-Listrik/Modul-Word/Modul-9-Pemodelan-Saluran-Transmisi.docx
+++ b/Teknik-Tenaga-Listrik/Modul-Word/Modul-9-Pemodelan-Saluran-Transmisi.docx
@@ -2832,7 +2832,9 @@
           <w:color w:val="1F3864"/>
           <w:sz w:val="28"/>
         </w:rPr>
-        <w:t>PARAMETER DARI GEOMETRI: RESISTANSI DAN INDUKTANSI</w:t>
+        <w:t>PARAMETER DARI GEOMETRI:</w:t>
+        <w:br/>
+        <w:t>RESISTANSI DAN INDUKTANSI</w:t>
       </w:r>
     </w:p>
     <w:p>
@@ -2903,7 +2905,26 @@
           <w:i w:val="0"/>
           <w:sz w:val="20"/>
         </w:rPr>
-        <w:t>Gambar 1 — Geometri konduktor dan parameter saluran per kilometer. ACSR 240 (r = 1,09 cm) pada susunan mendatar berjarak 6 m: GMD = 7,56 m dan GMR = 0,849 cm memberi L = 1,358 mH/km dan C = 8,50 nF/km; dari keduanya lahir Z_c ≈ 400 Ω dan SIL 56 MW pada 150 kV.</w:t>
+        <w:t>Gambar 1 — Geometri konduktor dan parameter saluran per kilometer. ACSR 240 (r = 1,09 cm) pada susunan mendatar berjarak 6 m: GMD = 7,56 m dan GMR = 0,849 cm memberi L = 1,358 mH/km dan C = 8,50 nF/km; dari keduanya lahir Z</w:t>
+      </w:r>
+      <w:r>
+        <w:rPr>
+          <w:rFonts w:ascii="Arial" w:hAnsi="Arial" w:eastAsia="Arial" w:cs="Arial"/>
+          <w:b/>
+          <w:i w:val="0"/>
+          <w:sz w:val="20"/>
+          <w:vertAlign w:val="subscript"/>
+        </w:rPr>
+        <w:t>c</w:t>
+      </w:r>
+      <w:r>
+        <w:rPr>
+          <w:rFonts w:ascii="Arial" w:hAnsi="Arial" w:eastAsia="Arial" w:cs="Arial"/>
+          <w:b/>
+          <w:i w:val="0"/>
+          <w:sz w:val="20"/>
+        </w:rPr>
+        <w:t xml:space="preserve"> ≈ 400 Ω dan SIL 56 MW pada 150 kV.</w:t>
       </w:r>
     </w:p>
     <w:p>
@@ -3101,7 +3122,26 @@
           <w:i w:val="0"/>
           <w:sz w:val="22"/>
         </w:rPr>
-        <w:t xml:space="preserve"> — Induktansi lahir dari fluks magnet di sekeliling konduktor: makin jauh fasa lain (GMD besar), makin banyak fluks yang dilingkupi, makin besar L; makin besar konduktor (GMR besar), makin kecil L. Transposisi (menukar posisi fasa tiap sepertiga panjang) membuat ketiga fasa mempunyai L rata-rata yang sama sehingga cukup satu angka per fasa. Faktor 0,7788 = e^(−1/4) memasukkan fluks di dalam konduktor.</w:t>
+        <w:t xml:space="preserve"> — Induktansi lahir dari fluks magnet di sekeliling konduktor: makin jauh fasa lain (GMD besar), makin banyak fluks yang dilingkupi, makin besar L; makin besar konduktor (GMR besar), makin kecil L. Transposisi (menukar posisi fasa tiap sepertiga panjang) membuat ketiga fasa mempunyai L rata-rata yang sama sehingga cukup satu angka per fasa. Faktor 0,7788 = e</w:t>
+      </w:r>
+      <w:r>
+        <w:rPr>
+          <w:rFonts w:ascii="Arial" w:hAnsi="Arial" w:eastAsia="Arial" w:cs="Arial"/>
+          <w:b w:val="0"/>
+          <w:i w:val="0"/>
+          <w:sz w:val="22"/>
+          <w:vertAlign w:val="superscript"/>
+        </w:rPr>
+        <w:t>−1/4</w:t>
+      </w:r>
+      <w:r>
+        <w:rPr>
+          <w:rFonts w:ascii="Arial" w:hAnsi="Arial" w:eastAsia="Arial" w:cs="Arial"/>
+          <w:b w:val="0"/>
+          <w:i w:val="0"/>
+          <w:sz w:val="22"/>
+        </w:rPr>
+        <w:t xml:space="preserve"> memasukkan fluks di dalam konduktor.</w:t>
       </w:r>
     </w:p>
     <w:p>
@@ -3630,7 +3670,83 @@
           <w:i w:val="0"/>
           <w:sz w:val="22"/>
         </w:rPr>
-        <w:t xml:space="preserve">Tabel lama memberi x_a (reaktansi pada jarak 1 m/1 ft) dan x_d (faktor jarak): x = x_a + x_d, hanya bentuk lain dari ln(GMD/GMR) = ln(1/GMR) + ln(GMD). </w:t>
+        <w:t>Tabel lama memberi x</w:t>
+      </w:r>
+      <w:r>
+        <w:rPr>
+          <w:rFonts w:ascii="Arial" w:hAnsi="Arial" w:eastAsia="Arial" w:cs="Arial"/>
+          <w:b w:val="0"/>
+          <w:i w:val="0"/>
+          <w:sz w:val="22"/>
+          <w:vertAlign w:val="subscript"/>
+        </w:rPr>
+        <w:t>a</w:t>
+      </w:r>
+      <w:r>
+        <w:rPr>
+          <w:rFonts w:ascii="Arial" w:hAnsi="Arial" w:eastAsia="Arial" w:cs="Arial"/>
+          <w:b w:val="0"/>
+          <w:i w:val="0"/>
+          <w:sz w:val="22"/>
+        </w:rPr>
+        <w:t xml:space="preserve"> (reaktansi pada jarak 1 m/1 ft) dan x</w:t>
+      </w:r>
+      <w:r>
+        <w:rPr>
+          <w:rFonts w:ascii="Arial" w:hAnsi="Arial" w:eastAsia="Arial" w:cs="Arial"/>
+          <w:b w:val="0"/>
+          <w:i w:val="0"/>
+          <w:sz w:val="22"/>
+          <w:vertAlign w:val="subscript"/>
+        </w:rPr>
+        <w:t>d</w:t>
+      </w:r>
+      <w:r>
+        <w:rPr>
+          <w:rFonts w:ascii="Arial" w:hAnsi="Arial" w:eastAsia="Arial" w:cs="Arial"/>
+          <w:b w:val="0"/>
+          <w:i w:val="0"/>
+          <w:sz w:val="22"/>
+        </w:rPr>
+        <w:t xml:space="preserve"> (faktor jarak): x = x</w:t>
+      </w:r>
+      <w:r>
+        <w:rPr>
+          <w:rFonts w:ascii="Arial" w:hAnsi="Arial" w:eastAsia="Arial" w:cs="Arial"/>
+          <w:b w:val="0"/>
+          <w:i w:val="0"/>
+          <w:sz w:val="22"/>
+          <w:vertAlign w:val="subscript"/>
+        </w:rPr>
+        <w:t>a</w:t>
+      </w:r>
+      <w:r>
+        <w:rPr>
+          <w:rFonts w:ascii="Arial" w:hAnsi="Arial" w:eastAsia="Arial" w:cs="Arial"/>
+          <w:b w:val="0"/>
+          <w:i w:val="0"/>
+          <w:sz w:val="22"/>
+        </w:rPr>
+        <w:t xml:space="preserve"> + x</w:t>
+      </w:r>
+      <w:r>
+        <w:rPr>
+          <w:rFonts w:ascii="Arial" w:hAnsi="Arial" w:eastAsia="Arial" w:cs="Arial"/>
+          <w:b w:val="0"/>
+          <w:i w:val="0"/>
+          <w:sz w:val="22"/>
+          <w:vertAlign w:val="subscript"/>
+        </w:rPr>
+        <w:t>d</w:t>
+      </w:r>
+      <w:r>
+        <w:rPr>
+          <w:rFonts w:ascii="Arial" w:hAnsi="Arial" w:eastAsia="Arial" w:cs="Arial"/>
+          <w:b w:val="0"/>
+          <w:i w:val="0"/>
+          <w:sz w:val="22"/>
+        </w:rPr>
+        <w:t xml:space="preserve">, hanya bentuk lain dari ln(GMD/GMR) = ln(1/GMR) + ln(GMD). </w:t>
       </w:r>
       <w:r>
         <w:rPr>
@@ -4331,7 +4447,26 @@
           <w:i w:val="0"/>
           <w:sz w:val="21"/>
         </w:rPr>
-        <w:t xml:space="preserve"> Bagian 01–02 menurunkan z dan y per km dari geometri (R, L, C, berkas). Bagian 03–04 merakitnya menjadi nominal-π dan konstanta ABCD yang dapat dikaskade. Bagian 05 memperluas ke saluran panjang dengan γ dan Z_c, dan Bagian 06 memakai keduanya untuk SIL dan profil tegangan. Animasi memutar geometri dan panjang; Python menghitung semuanya dengan bilangan kompleks.</w:t>
+        <w:t xml:space="preserve"> Bagian 01–02 menurunkan z dan y per km dari geometri (R, L, C, berkas). Bagian 03–04 merakitnya menjadi nominal-π dan konstanta ABCD yang dapat dikaskade. Bagian 05 memperluas ke saluran panjang dengan γ dan Z</w:t>
+      </w:r>
+      <w:r>
+        <w:rPr>
+          <w:rFonts w:ascii="Arial" w:hAnsi="Arial" w:eastAsia="Arial" w:cs="Arial"/>
+          <w:b w:val="0"/>
+          <w:i w:val="0"/>
+          <w:sz w:val="21"/>
+          <w:vertAlign w:val="subscript"/>
+        </w:rPr>
+        <w:t>c</w:t>
+      </w:r>
+      <w:r>
+        <w:rPr>
+          <w:rFonts w:ascii="Arial" w:hAnsi="Arial" w:eastAsia="Arial" w:cs="Arial"/>
+          <w:b w:val="0"/>
+          <w:i w:val="0"/>
+          <w:sz w:val="21"/>
+        </w:rPr>
+        <w:t>, dan Bagian 06 memakai keduanya untuk SIL dan profil tegangan. Animasi memutar geometri dan panjang; Python menghitung semuanya dengan bilangan kompleks.</w:t>
       </w:r>
     </w:p>
     <w:p>
@@ -4347,7 +4482,9 @@
           <w:color w:val="1F3864"/>
           <w:sz w:val="28"/>
         </w:rPr>
-        <w:t>KAPASITANSI DAN KONDUKTOR BERKAS</w:t>
+        <w:t>KAPASITANSI DAN</w:t>
+        <w:br/>
+        <w:t>KONDUKTOR BERKAS</w:t>
       </w:r>
     </w:p>
     <w:p>
@@ -4374,7 +4511,7 @@
       <w:r>
         <w:drawing>
           <wp:inline xmlns:a="http://schemas.openxmlformats.org/drawingml/2006/main" xmlns:pic="http://schemas.openxmlformats.org/drawingml/2006/picture">
-            <wp:extent cx="5400000" cy="1931516"/>
+            <wp:extent cx="5400000" cy="1963904"/>
             <wp:docPr id="1858245149" name="Picture 1858245149"/>
             <wp:cNvGraphicFramePr>
               <a:graphicFrameLocks noChangeAspect="1"/>
@@ -4395,7 +4532,7 @@
                   <pic:spPr>
                     <a:xfrm>
                       <a:off x="0" y="0"/>
-                      <a:ext cx="5400000" cy="1931516"/>
+                      <a:ext cx="5400000" cy="1963904"/>
                     </a:xfrm>
                     <a:prstGeom prst="rect"/>
                   </pic:spPr>
@@ -4418,7 +4555,45 @@
           <w:i w:val="0"/>
           <w:sz w:val="20"/>
         </w:rPr>
-        <w:t>Gambar 2 — Pengaruh konduktor berkas pada L, C, dan Z_c. Membagi tiap fasa menjadi dua sub-konduktor berjarak 40 cm memperbesar GMR dan jari-jari efektif: L turun 28 %, C naik 38 %, Z_c turun dari 400 ke 288 Ω, dan SIL naik sebanding.</w:t>
+        <w:t>Gambar 2 — Pengaruh konduktor berkas pada L, C, dan Z</w:t>
+      </w:r>
+      <w:r>
+        <w:rPr>
+          <w:rFonts w:ascii="Arial" w:hAnsi="Arial" w:eastAsia="Arial" w:cs="Arial"/>
+          <w:b/>
+          <w:i w:val="0"/>
+          <w:sz w:val="20"/>
+          <w:vertAlign w:val="subscript"/>
+        </w:rPr>
+        <w:t>c</w:t>
+      </w:r>
+      <w:r>
+        <w:rPr>
+          <w:rFonts w:ascii="Arial" w:hAnsi="Arial" w:eastAsia="Arial" w:cs="Arial"/>
+          <w:b/>
+          <w:i w:val="0"/>
+          <w:sz w:val="20"/>
+        </w:rPr>
+        <w:t>. Membagi tiap fasa menjadi dua sub-konduktor berjarak 40 cm memperbesar GMR dan jari-jari efektif: L turun 28 %, C naik 38 %, Z</w:t>
+      </w:r>
+      <w:r>
+        <w:rPr>
+          <w:rFonts w:ascii="Arial" w:hAnsi="Arial" w:eastAsia="Arial" w:cs="Arial"/>
+          <w:b/>
+          <w:i w:val="0"/>
+          <w:sz w:val="20"/>
+          <w:vertAlign w:val="subscript"/>
+        </w:rPr>
+        <w:t>c</w:t>
+      </w:r>
+      <w:r>
+        <w:rPr>
+          <w:rFonts w:ascii="Arial" w:hAnsi="Arial" w:eastAsia="Arial" w:cs="Arial"/>
+          <w:b/>
+          <w:i w:val="0"/>
+          <w:sz w:val="20"/>
+        </w:rPr>
+        <w:t xml:space="preserve"> turun dari 400 ke 288 Ω, dan SIL naik sebanding.</w:t>
       </w:r>
     </w:p>
     <w:p>
@@ -5023,7 +5198,26 @@
           <w:i w:val="0"/>
           <w:sz w:val="22"/>
         </w:rPr>
-        <w:t xml:space="preserve"> — Berkas adalah cara termurah 'membesarkan' konduktor secara elektrik tanpa menambah bahan: jari-jari efektif tumbuh dengan √(r·s), bukan dengan luas. Tiga akibatnya sekaligus menguntungkan saluran tinggi: reaktansi turun (batas daya naik, Modul 6), kapasitansi naik (Z_c turun, SIL naik), dan gradien permukaan turun (korona, Modul 8).</w:t>
+        <w:t xml:space="preserve"> — Berkas adalah cara termurah 'membesarkan' konduktor secara elektrik tanpa menambah bahan: jari-jari efektif tumbuh dengan √(r·s), bukan dengan luas. Tiga akibatnya sekaligus menguntungkan saluran tinggi: reaktansi turun (batas daya naik, Modul 6), kapasitansi naik (Z</w:t>
+      </w:r>
+      <w:r>
+        <w:rPr>
+          <w:rFonts w:ascii="Arial" w:hAnsi="Arial" w:eastAsia="Arial" w:cs="Arial"/>
+          <w:b w:val="0"/>
+          <w:i w:val="0"/>
+          <w:sz w:val="22"/>
+          <w:vertAlign w:val="subscript"/>
+        </w:rPr>
+        <w:t>c</w:t>
+      </w:r>
+      <w:r>
+        <w:rPr>
+          <w:rFonts w:ascii="Arial" w:hAnsi="Arial" w:eastAsia="Arial" w:cs="Arial"/>
+          <w:b w:val="0"/>
+          <w:i w:val="0"/>
+          <w:sz w:val="22"/>
+        </w:rPr>
+        <w:t xml:space="preserve"> turun, SIL naik), dan gradien permukaan turun (korona, Modul 8).</w:t>
       </w:r>
     </w:p>
     <w:p>
@@ -5292,7 +5486,45 @@
           <w:i w:val="0"/>
           <w:sz w:val="22"/>
         </w:rPr>
-        <w:t>r_b ≈ 25–30 cm untuk sub-konduktor 1,4 cm berjarak 45 cm: seolah-olah satu konduktor berdiameter setengah meter. Z_c ≈ 230–260 Ω.</w:t>
+        <w:t>r</w:t>
+      </w:r>
+      <w:r>
+        <w:rPr>
+          <w:rFonts w:ascii="Arial" w:hAnsi="Arial" w:eastAsia="Arial" w:cs="Arial"/>
+          <w:b w:val="0"/>
+          <w:i w:val="0"/>
+          <w:sz w:val="22"/>
+          <w:vertAlign w:val="subscript"/>
+        </w:rPr>
+        <w:t>b</w:t>
+      </w:r>
+      <w:r>
+        <w:rPr>
+          <w:rFonts w:ascii="Arial" w:hAnsi="Arial" w:eastAsia="Arial" w:cs="Arial"/>
+          <w:b w:val="0"/>
+          <w:i w:val="0"/>
+          <w:sz w:val="22"/>
+        </w:rPr>
+        <w:t xml:space="preserve"> ≈ 25–30 cm untuk sub-konduktor 1,4 cm berjarak 45 cm: seolah-olah satu konduktor berdiameter setengah meter. Z</w:t>
+      </w:r>
+      <w:r>
+        <w:rPr>
+          <w:rFonts w:ascii="Arial" w:hAnsi="Arial" w:eastAsia="Arial" w:cs="Arial"/>
+          <w:b w:val="0"/>
+          <w:i w:val="0"/>
+          <w:sz w:val="22"/>
+          <w:vertAlign w:val="subscript"/>
+        </w:rPr>
+        <w:t>c</w:t>
+      </w:r>
+      <w:r>
+        <w:rPr>
+          <w:rFonts w:ascii="Arial" w:hAnsi="Arial" w:eastAsia="Arial" w:cs="Arial"/>
+          <w:b w:val="0"/>
+          <w:i w:val="0"/>
+          <w:sz w:val="22"/>
+        </w:rPr>
+        <w:t xml:space="preserve"> ≈ 230–260 Ω.</w:t>
       </w:r>
     </w:p>
     <w:p>
@@ -5374,7 +5606,7 @@
           <w:i w:val="0"/>
           <w:sz w:val="20"/>
         </w:rPr>
-        <w:t>Tabel 2. Konfigurasi (GMD 7,56 m): GMR_eff (cm), r_eff (cm), L (mH/km), C (nF/km), Z_c (Ω), SIL 150 kV (MW).</w:t>
+        <w:t>Tabel 2. Konfigurasi (GMD 7,56 m): GMReff (cm), reff (cm), L (mH/km), C (nF/km), Zc (Ω), SIL 150 kV (MW).</w:t>
       </w:r>
     </w:p>
     <w:tbl>
@@ -5430,7 +5662,26 @@
                 <w:i w:val="0"/>
                 <w:sz w:val="18"/>
               </w:rPr>
-              <w:t>GMR_eff (cm)</w:t>
+              <w:t>GMR</w:t>
+            </w:r>
+            <w:r>
+              <w:rPr>
+                <w:rFonts w:ascii="Arial" w:hAnsi="Arial" w:eastAsia="Arial" w:cs="Arial"/>
+                <w:b/>
+                <w:i w:val="0"/>
+                <w:sz w:val="18"/>
+                <w:vertAlign w:val="subscript"/>
+              </w:rPr>
+              <w:t>eff</w:t>
+            </w:r>
+            <w:r>
+              <w:rPr>
+                <w:rFonts w:ascii="Arial" w:hAnsi="Arial" w:eastAsia="Arial" w:cs="Arial"/>
+                <w:b/>
+                <w:i w:val="0"/>
+                <w:sz w:val="18"/>
+              </w:rPr>
+              <w:t xml:space="preserve"> (cm)</w:t>
             </w:r>
           </w:p>
         </w:tc>
@@ -5450,7 +5701,26 @@
                 <w:i w:val="0"/>
                 <w:sz w:val="18"/>
               </w:rPr>
-              <w:t>r_eff (cm)</w:t>
+              <w:t>r</w:t>
+            </w:r>
+            <w:r>
+              <w:rPr>
+                <w:rFonts w:ascii="Arial" w:hAnsi="Arial" w:eastAsia="Arial" w:cs="Arial"/>
+                <w:b/>
+                <w:i w:val="0"/>
+                <w:sz w:val="18"/>
+                <w:vertAlign w:val="subscript"/>
+              </w:rPr>
+              <w:t>eff</w:t>
+            </w:r>
+            <w:r>
+              <w:rPr>
+                <w:rFonts w:ascii="Arial" w:hAnsi="Arial" w:eastAsia="Arial" w:cs="Arial"/>
+                <w:b/>
+                <w:i w:val="0"/>
+                <w:sz w:val="18"/>
+              </w:rPr>
+              <w:t xml:space="preserve"> (cm)</w:t>
             </w:r>
           </w:p>
         </w:tc>
@@ -5510,7 +5780,26 @@
                 <w:i w:val="0"/>
                 <w:sz w:val="18"/>
               </w:rPr>
-              <w:t>Z_c (Ω)</w:t>
+              <w:t>Z</w:t>
+            </w:r>
+            <w:r>
+              <w:rPr>
+                <w:rFonts w:ascii="Arial" w:hAnsi="Arial" w:eastAsia="Arial" w:cs="Arial"/>
+                <w:b/>
+                <w:i w:val="0"/>
+                <w:sz w:val="18"/>
+                <w:vertAlign w:val="subscript"/>
+              </w:rPr>
+              <w:t>c</w:t>
+            </w:r>
+            <w:r>
+              <w:rPr>
+                <w:rFonts w:ascii="Arial" w:hAnsi="Arial" w:eastAsia="Arial" w:cs="Arial"/>
+                <w:b/>
+                <w:i w:val="0"/>
+                <w:sz w:val="18"/>
+              </w:rPr>
+              <w:t xml:space="preserve"> (Ω)</w:t>
             </w:r>
           </w:p>
         </w:tc>
@@ -6107,7 +6396,26 @@
           <w:i w:val="0"/>
           <w:sz w:val="21"/>
         </w:rPr>
-        <w:t xml:space="preserve"> mengganti ACSR 240 dengan 400 (penampang +67 %) hanya menurunkan L 4 %, sedangkan berkas dua dari konduktor yang sama menurunkannya 28 %. Baris terakhir adalah konfigurasi SUTET 500 kV: Z_c di bawah 250 Ω sehingga SIL 500 kV melampaui 1000 MW. Soal C3, C4, dan C5 memakai Persamaan (3)–(4).</w:t>
+        <w:t xml:space="preserve"> mengganti ACSR 240 dengan 400 (penampang +67 %) hanya menurunkan L 4 %, sedangkan berkas dua dari konduktor yang sama menurunkannya 28 %. Baris terakhir adalah konfigurasi SUTET 500 kV: Z</w:t>
+      </w:r>
+      <w:r>
+        <w:rPr>
+          <w:rFonts w:ascii="Arial" w:hAnsi="Arial" w:eastAsia="Arial" w:cs="Arial"/>
+          <w:b w:val="0"/>
+          <w:i w:val="0"/>
+          <w:sz w:val="21"/>
+          <w:vertAlign w:val="subscript"/>
+        </w:rPr>
+        <w:t>c</w:t>
+      </w:r>
+      <w:r>
+        <w:rPr>
+          <w:rFonts w:ascii="Arial" w:hAnsi="Arial" w:eastAsia="Arial" w:cs="Arial"/>
+          <w:b w:val="0"/>
+          <w:i w:val="0"/>
+          <w:sz w:val="21"/>
+        </w:rPr>
+        <w:t xml:space="preserve"> di bawah 250 Ω sehingga SIL 500 kV melampaui 1000 MW. Soal C3, C4, dan C5 memakai Persamaan (3)–(4).</w:t>
       </w:r>
     </w:p>
     <w:p>
@@ -6123,7 +6431,9 @@
           <w:color w:val="1F3864"/>
           <w:sz w:val="28"/>
         </w:rPr>
-        <w:t>MODEL NOMINAL-Π SALURAN MENENGAH</w:t>
+        <w:t>MODEL NOMINAL-Π</w:t>
+        <w:br/>
+        <w:t>SALURAN MENENGAH</w:t>
       </w:r>
     </w:p>
     <w:p>
@@ -6435,7 +6745,26 @@
           <w:i w:val="0"/>
           <w:sz w:val="22"/>
         </w:rPr>
-        <w:t xml:space="preserve"> = 270,0 A (lebih kecil daripada I_R karena kapasitor memasok sebagian arus reaktif); regulasi 25,87 %.</w:t>
+        <w:t xml:space="preserve"> = 270,0 A (lebih kecil daripada I</w:t>
+      </w:r>
+      <w:r>
+        <w:rPr>
+          <w:rFonts w:ascii="Arial" w:hAnsi="Arial" w:eastAsia="Arial" w:cs="Arial"/>
+          <w:b w:val="0"/>
+          <w:i w:val="0"/>
+          <w:sz w:val="22"/>
+          <w:vertAlign w:val="subscript"/>
+        </w:rPr>
+        <w:t>R</w:t>
+      </w:r>
+      <w:r>
+        <w:rPr>
+          <w:rFonts w:ascii="Arial" w:hAnsi="Arial" w:eastAsia="Arial" w:cs="Arial"/>
+          <w:b w:val="0"/>
+          <w:i w:val="0"/>
+          <w:sz w:val="22"/>
+        </w:rPr>
+        <w:t xml:space="preserve"> karena kapasitor memasok sebagian arus reaktif); regulasi 25,87 %.</w:t>
       </w:r>
     </w:p>
     <w:p>
@@ -6649,7 +6978,64 @@
           <w:i w:val="0"/>
           <w:sz w:val="22"/>
         </w:rPr>
-        <w:t>Di bawah ±80 km, A = D = 1, B = Z, C = 0: V_S = V_R + Z·I_R (Modul 6). Kesalahan mengabaikan Y pada 80 km, 150 kV: ± 0,3 %.</w:t>
+        <w:t>Di bawah ±80 km, A = D = 1, B = Z, C = 0: V</w:t>
+      </w:r>
+      <w:r>
+        <w:rPr>
+          <w:rFonts w:ascii="Arial" w:hAnsi="Arial" w:eastAsia="Arial" w:cs="Arial"/>
+          <w:b w:val="0"/>
+          <w:i w:val="0"/>
+          <w:sz w:val="22"/>
+          <w:vertAlign w:val="subscript"/>
+        </w:rPr>
+        <w:t>S</w:t>
+      </w:r>
+      <w:r>
+        <w:rPr>
+          <w:rFonts w:ascii="Arial" w:hAnsi="Arial" w:eastAsia="Arial" w:cs="Arial"/>
+          <w:b w:val="0"/>
+          <w:i w:val="0"/>
+          <w:sz w:val="22"/>
+        </w:rPr>
+        <w:t xml:space="preserve"> = V</w:t>
+      </w:r>
+      <w:r>
+        <w:rPr>
+          <w:rFonts w:ascii="Arial" w:hAnsi="Arial" w:eastAsia="Arial" w:cs="Arial"/>
+          <w:b w:val="0"/>
+          <w:i w:val="0"/>
+          <w:sz w:val="22"/>
+          <w:vertAlign w:val="subscript"/>
+        </w:rPr>
+        <w:t>R</w:t>
+      </w:r>
+      <w:r>
+        <w:rPr>
+          <w:rFonts w:ascii="Arial" w:hAnsi="Arial" w:eastAsia="Arial" w:cs="Arial"/>
+          <w:b w:val="0"/>
+          <w:i w:val="0"/>
+          <w:sz w:val="22"/>
+        </w:rPr>
+        <w:t xml:space="preserve"> + Z·I</w:t>
+      </w:r>
+      <w:r>
+        <w:rPr>
+          <w:rFonts w:ascii="Arial" w:hAnsi="Arial" w:eastAsia="Arial" w:cs="Arial"/>
+          <w:b w:val="0"/>
+          <w:i w:val="0"/>
+          <w:sz w:val="22"/>
+          <w:vertAlign w:val="subscript"/>
+        </w:rPr>
+        <w:t>R</w:t>
+      </w:r>
+      <w:r>
+        <w:rPr>
+          <w:rFonts w:ascii="Arial" w:hAnsi="Arial" w:eastAsia="Arial" w:cs="Arial"/>
+          <w:b w:val="0"/>
+          <w:i w:val="0"/>
+          <w:sz w:val="22"/>
+        </w:rPr>
+        <w:t xml:space="preserve"> (Modul 6). Kesalahan mengabaikan Y pada 80 km, 150 kV: ± 0,3 %.</w:t>
       </w:r>
     </w:p>
     <w:p>
@@ -6682,7 +7068,26 @@
           <w:i w:val="0"/>
           <w:sz w:val="22"/>
         </w:rPr>
-        <w:t>80–250 km: nominal-π; kapasitor ujung terima menambah arus mendahului sebesar jB/2·V_R, mengurangi arus reaktif yang lewat Z.</w:t>
+        <w:t>80–250 km: nominal-π; kapasitor ujung terima menambah arus mendahului sebesar jB/2·V</w:t>
+      </w:r>
+      <w:r>
+        <w:rPr>
+          <w:rFonts w:ascii="Arial" w:hAnsi="Arial" w:eastAsia="Arial" w:cs="Arial"/>
+          <w:b w:val="0"/>
+          <w:i w:val="0"/>
+          <w:sz w:val="22"/>
+          <w:vertAlign w:val="subscript"/>
+        </w:rPr>
+        <w:t>R</w:t>
+      </w:r>
+      <w:r>
+        <w:rPr>
+          <w:rFonts w:ascii="Arial" w:hAnsi="Arial" w:eastAsia="Arial" w:cs="Arial"/>
+          <w:b w:val="0"/>
+          <w:i w:val="0"/>
+          <w:sz w:val="22"/>
+        </w:rPr>
+        <w:t>, mengurangi arus reaktif yang lewat Z.</w:t>
       </w:r>
     </w:p>
     <w:p>
@@ -6781,7 +7186,159 @@
           <w:i w:val="0"/>
           <w:sz w:val="22"/>
         </w:rPr>
-        <w:t xml:space="preserve">Dari V_S dan I_S ke ujung terima: V_R = D·V_S − B·I_S, I_R = −C·V_S + A·I_S (matriks balik, memakai AD − BC = 1). </w:t>
+        <w:t>Dari V</w:t>
+      </w:r>
+      <w:r>
+        <w:rPr>
+          <w:rFonts w:ascii="Arial" w:hAnsi="Arial" w:eastAsia="Arial" w:cs="Arial"/>
+          <w:b w:val="0"/>
+          <w:i w:val="0"/>
+          <w:sz w:val="22"/>
+          <w:vertAlign w:val="subscript"/>
+        </w:rPr>
+        <w:t>S</w:t>
+      </w:r>
+      <w:r>
+        <w:rPr>
+          <w:rFonts w:ascii="Arial" w:hAnsi="Arial" w:eastAsia="Arial" w:cs="Arial"/>
+          <w:b w:val="0"/>
+          <w:i w:val="0"/>
+          <w:sz w:val="22"/>
+        </w:rPr>
+        <w:t xml:space="preserve"> dan I</w:t>
+      </w:r>
+      <w:r>
+        <w:rPr>
+          <w:rFonts w:ascii="Arial" w:hAnsi="Arial" w:eastAsia="Arial" w:cs="Arial"/>
+          <w:b w:val="0"/>
+          <w:i w:val="0"/>
+          <w:sz w:val="22"/>
+          <w:vertAlign w:val="subscript"/>
+        </w:rPr>
+        <w:t>S</w:t>
+      </w:r>
+      <w:r>
+        <w:rPr>
+          <w:rFonts w:ascii="Arial" w:hAnsi="Arial" w:eastAsia="Arial" w:cs="Arial"/>
+          <w:b w:val="0"/>
+          <w:i w:val="0"/>
+          <w:sz w:val="22"/>
+        </w:rPr>
+        <w:t xml:space="preserve"> ke ujung terima: V</w:t>
+      </w:r>
+      <w:r>
+        <w:rPr>
+          <w:rFonts w:ascii="Arial" w:hAnsi="Arial" w:eastAsia="Arial" w:cs="Arial"/>
+          <w:b w:val="0"/>
+          <w:i w:val="0"/>
+          <w:sz w:val="22"/>
+          <w:vertAlign w:val="subscript"/>
+        </w:rPr>
+        <w:t>R</w:t>
+      </w:r>
+      <w:r>
+        <w:rPr>
+          <w:rFonts w:ascii="Arial" w:hAnsi="Arial" w:eastAsia="Arial" w:cs="Arial"/>
+          <w:b w:val="0"/>
+          <w:i w:val="0"/>
+          <w:sz w:val="22"/>
+        </w:rPr>
+        <w:t xml:space="preserve"> = D·V</w:t>
+      </w:r>
+      <w:r>
+        <w:rPr>
+          <w:rFonts w:ascii="Arial" w:hAnsi="Arial" w:eastAsia="Arial" w:cs="Arial"/>
+          <w:b w:val="0"/>
+          <w:i w:val="0"/>
+          <w:sz w:val="22"/>
+          <w:vertAlign w:val="subscript"/>
+        </w:rPr>
+        <w:t>S</w:t>
+      </w:r>
+      <w:r>
+        <w:rPr>
+          <w:rFonts w:ascii="Arial" w:hAnsi="Arial" w:eastAsia="Arial" w:cs="Arial"/>
+          <w:b w:val="0"/>
+          <w:i w:val="0"/>
+          <w:sz w:val="22"/>
+        </w:rPr>
+        <w:t xml:space="preserve"> − B·I</w:t>
+      </w:r>
+      <w:r>
+        <w:rPr>
+          <w:rFonts w:ascii="Arial" w:hAnsi="Arial" w:eastAsia="Arial" w:cs="Arial"/>
+          <w:b w:val="0"/>
+          <w:i w:val="0"/>
+          <w:sz w:val="22"/>
+          <w:vertAlign w:val="subscript"/>
+        </w:rPr>
+        <w:t>S</w:t>
+      </w:r>
+      <w:r>
+        <w:rPr>
+          <w:rFonts w:ascii="Arial" w:hAnsi="Arial" w:eastAsia="Arial" w:cs="Arial"/>
+          <w:b w:val="0"/>
+          <w:i w:val="0"/>
+          <w:sz w:val="22"/>
+        </w:rPr>
+        <w:t>, I</w:t>
+      </w:r>
+      <w:r>
+        <w:rPr>
+          <w:rFonts w:ascii="Arial" w:hAnsi="Arial" w:eastAsia="Arial" w:cs="Arial"/>
+          <w:b w:val="0"/>
+          <w:i w:val="0"/>
+          <w:sz w:val="22"/>
+          <w:vertAlign w:val="subscript"/>
+        </w:rPr>
+        <w:t>R</w:t>
+      </w:r>
+      <w:r>
+        <w:rPr>
+          <w:rFonts w:ascii="Arial" w:hAnsi="Arial" w:eastAsia="Arial" w:cs="Arial"/>
+          <w:b w:val="0"/>
+          <w:i w:val="0"/>
+          <w:sz w:val="22"/>
+        </w:rPr>
+        <w:t xml:space="preserve"> = −C·V</w:t>
+      </w:r>
+      <w:r>
+        <w:rPr>
+          <w:rFonts w:ascii="Arial" w:hAnsi="Arial" w:eastAsia="Arial" w:cs="Arial"/>
+          <w:b w:val="0"/>
+          <w:i w:val="0"/>
+          <w:sz w:val="22"/>
+          <w:vertAlign w:val="subscript"/>
+        </w:rPr>
+        <w:t>S</w:t>
+      </w:r>
+      <w:r>
+        <w:rPr>
+          <w:rFonts w:ascii="Arial" w:hAnsi="Arial" w:eastAsia="Arial" w:cs="Arial"/>
+          <w:b w:val="0"/>
+          <w:i w:val="0"/>
+          <w:sz w:val="22"/>
+        </w:rPr>
+        <w:t xml:space="preserve"> + A·I</w:t>
+      </w:r>
+      <w:r>
+        <w:rPr>
+          <w:rFonts w:ascii="Arial" w:hAnsi="Arial" w:eastAsia="Arial" w:cs="Arial"/>
+          <w:b w:val="0"/>
+          <w:i w:val="0"/>
+          <w:sz w:val="22"/>
+          <w:vertAlign w:val="subscript"/>
+        </w:rPr>
+        <w:t>S</w:t>
+      </w:r>
+      <w:r>
+        <w:rPr>
+          <w:rFonts w:ascii="Arial" w:hAnsi="Arial" w:eastAsia="Arial" w:cs="Arial"/>
+          <w:b w:val="0"/>
+          <w:i w:val="0"/>
+          <w:sz w:val="22"/>
+        </w:rPr>
+        <w:t xml:space="preserve"> (matriks balik, memakai AD − BC = 1). </w:t>
       </w:r>
       <w:r>
         <w:rPr>
@@ -6823,7 +7380,140 @@
           <w:i w:val="0"/>
           <w:sz w:val="22"/>
         </w:rPr>
-        <w:t>V_R,nl = |V_S|/|A|; P_S = 3 Re(V_S I_S*); η = P_R/P_S. Semua besaran Modul 6 langsung tersedia dari ABCD.</w:t>
+        <w:t>V</w:t>
+      </w:r>
+      <w:r>
+        <w:rPr>
+          <w:rFonts w:ascii="Arial" w:hAnsi="Arial" w:eastAsia="Arial" w:cs="Arial"/>
+          <w:b w:val="0"/>
+          <w:i w:val="0"/>
+          <w:sz w:val="22"/>
+          <w:vertAlign w:val="subscript"/>
+        </w:rPr>
+        <w:t>R,nl</w:t>
+      </w:r>
+      <w:r>
+        <w:rPr>
+          <w:rFonts w:ascii="Arial" w:hAnsi="Arial" w:eastAsia="Arial" w:cs="Arial"/>
+          <w:b w:val="0"/>
+          <w:i w:val="0"/>
+          <w:sz w:val="22"/>
+        </w:rPr>
+        <w:t xml:space="preserve"> = |V</w:t>
+      </w:r>
+      <w:r>
+        <w:rPr>
+          <w:rFonts w:ascii="Arial" w:hAnsi="Arial" w:eastAsia="Arial" w:cs="Arial"/>
+          <w:b w:val="0"/>
+          <w:i w:val="0"/>
+          <w:sz w:val="22"/>
+          <w:vertAlign w:val="subscript"/>
+        </w:rPr>
+        <w:t>S</w:t>
+      </w:r>
+      <w:r>
+        <w:rPr>
+          <w:rFonts w:ascii="Arial" w:hAnsi="Arial" w:eastAsia="Arial" w:cs="Arial"/>
+          <w:b w:val="0"/>
+          <w:i w:val="0"/>
+          <w:sz w:val="22"/>
+        </w:rPr>
+        <w:t>|/|A|; P</w:t>
+      </w:r>
+      <w:r>
+        <w:rPr>
+          <w:rFonts w:ascii="Arial" w:hAnsi="Arial" w:eastAsia="Arial" w:cs="Arial"/>
+          <w:b w:val="0"/>
+          <w:i w:val="0"/>
+          <w:sz w:val="22"/>
+          <w:vertAlign w:val="subscript"/>
+        </w:rPr>
+        <w:t>S</w:t>
+      </w:r>
+      <w:r>
+        <w:rPr>
+          <w:rFonts w:ascii="Arial" w:hAnsi="Arial" w:eastAsia="Arial" w:cs="Arial"/>
+          <w:b w:val="0"/>
+          <w:i w:val="0"/>
+          <w:sz w:val="22"/>
+        </w:rPr>
+        <w:t xml:space="preserve"> = 3 Re(V</w:t>
+      </w:r>
+      <w:r>
+        <w:rPr>
+          <w:rFonts w:ascii="Arial" w:hAnsi="Arial" w:eastAsia="Arial" w:cs="Arial"/>
+          <w:b w:val="0"/>
+          <w:i w:val="0"/>
+          <w:sz w:val="22"/>
+          <w:vertAlign w:val="subscript"/>
+        </w:rPr>
+        <w:t>S</w:t>
+      </w:r>
+      <w:r>
+        <w:rPr>
+          <w:rFonts w:ascii="Arial" w:hAnsi="Arial" w:eastAsia="Arial" w:cs="Arial"/>
+          <w:b w:val="0"/>
+          <w:i w:val="0"/>
+          <w:sz w:val="22"/>
+        </w:rPr>
+        <w:t xml:space="preserve"> I</w:t>
+      </w:r>
+      <w:r>
+        <w:rPr>
+          <w:rFonts w:ascii="Arial" w:hAnsi="Arial" w:eastAsia="Arial" w:cs="Arial"/>
+          <w:b w:val="0"/>
+          <w:i w:val="0"/>
+          <w:sz w:val="22"/>
+          <w:vertAlign w:val="subscript"/>
+        </w:rPr>
+        <w:t>S</w:t>
+      </w:r>
+      <w:r>
+        <w:rPr>
+          <w:rFonts w:ascii="Arial" w:hAnsi="Arial" w:eastAsia="Arial" w:cs="Arial"/>
+          <w:b w:val="0"/>
+          <w:i w:val="0"/>
+          <w:sz w:val="22"/>
+        </w:rPr>
+        <w:t>*); η = P</w:t>
+      </w:r>
+      <w:r>
+        <w:rPr>
+          <w:rFonts w:ascii="Arial" w:hAnsi="Arial" w:eastAsia="Arial" w:cs="Arial"/>
+          <w:b w:val="0"/>
+          <w:i w:val="0"/>
+          <w:sz w:val="22"/>
+          <w:vertAlign w:val="subscript"/>
+        </w:rPr>
+        <w:t>R</w:t>
+      </w:r>
+      <w:r>
+        <w:rPr>
+          <w:rFonts w:ascii="Arial" w:hAnsi="Arial" w:eastAsia="Arial" w:cs="Arial"/>
+          <w:b w:val="0"/>
+          <w:i w:val="0"/>
+          <w:sz w:val="22"/>
+        </w:rPr>
+        <w:t>/P</w:t>
+      </w:r>
+      <w:r>
+        <w:rPr>
+          <w:rFonts w:ascii="Arial" w:hAnsi="Arial" w:eastAsia="Arial" w:cs="Arial"/>
+          <w:b w:val="0"/>
+          <w:i w:val="0"/>
+          <w:sz w:val="22"/>
+          <w:vertAlign w:val="subscript"/>
+        </w:rPr>
+        <w:t>S</w:t>
+      </w:r>
+      <w:r>
+        <w:rPr>
+          <w:rFonts w:ascii="Arial" w:hAnsi="Arial" w:eastAsia="Arial" w:cs="Arial"/>
+          <w:b w:val="0"/>
+          <w:i w:val="0"/>
+          <w:sz w:val="22"/>
+        </w:rPr>
+        <w:t>. Semua besaran Modul 6 langsung tersedia dari ABCD.</w:t>
       </w:r>
     </w:p>
     <w:p>
@@ -6839,7 +7529,7 @@
           <w:i w:val="0"/>
           <w:sz w:val="20"/>
         </w:rPr>
-        <w:t>Tabel 3. Model saluran contoh (200 km): A, B (Ω), C (µS), V_S (kV) beban 60 MW, I_S (A).</w:t>
+        <w:t>Tabel 3. Model saluran contoh (200 km): A, B (Ω), C (µS), VS (kV) beban 60 MW, IS (A).</w:t>
       </w:r>
     </w:p>
     <w:tbl>
@@ -6954,7 +7644,26 @@
                 <w:i w:val="0"/>
                 <w:sz w:val="18"/>
               </w:rPr>
-              <w:t>V_S (kV) beban 60 MW</w:t>
+              <w:t>V</w:t>
+            </w:r>
+            <w:r>
+              <w:rPr>
+                <w:rFonts w:ascii="Arial" w:hAnsi="Arial" w:eastAsia="Arial" w:cs="Arial"/>
+                <w:b/>
+                <w:i w:val="0"/>
+                <w:sz w:val="18"/>
+                <w:vertAlign w:val="subscript"/>
+              </w:rPr>
+              <w:t>S</w:t>
+            </w:r>
+            <w:r>
+              <w:rPr>
+                <w:rFonts w:ascii="Arial" w:hAnsi="Arial" w:eastAsia="Arial" w:cs="Arial"/>
+                <w:b/>
+                <w:i w:val="0"/>
+                <w:sz w:val="18"/>
+              </w:rPr>
+              <w:t xml:space="preserve"> (kV) beban 60 MW</w:t>
             </w:r>
           </w:p>
         </w:tc>
@@ -6974,7 +7683,26 @@
                 <w:i w:val="0"/>
                 <w:sz w:val="18"/>
               </w:rPr>
-              <w:t>I_S (A)</w:t>
+              <w:t>I</w:t>
+            </w:r>
+            <w:r>
+              <w:rPr>
+                <w:rFonts w:ascii="Arial" w:hAnsi="Arial" w:eastAsia="Arial" w:cs="Arial"/>
+                <w:b/>
+                <w:i w:val="0"/>
+                <w:sz w:val="18"/>
+                <w:vertAlign w:val="subscript"/>
+              </w:rPr>
+              <w:t>S</w:t>
+            </w:r>
+            <w:r>
+              <w:rPr>
+                <w:rFonts w:ascii="Arial" w:hAnsi="Arial" w:eastAsia="Arial" w:cs="Arial"/>
+                <w:b/>
+                <w:i w:val="0"/>
+                <w:sz w:val="18"/>
+              </w:rPr>
+              <w:t xml:space="preserve"> (A)</w:t>
             </w:r>
           </w:p>
         </w:tc>
@@ -7368,7 +8096,26 @@
           <w:i w:val="0"/>
           <w:sz w:val="21"/>
         </w:rPr>
-        <w:t xml:space="preserve"> pada 200 km, nominal-π dan parameter tersebar memberi V_S yang berbeda hanya 0,32 kV, sedangkan model pendek menyimpang lebih dari 2 kV karena mengabaikan arus pengisian. Soal C6–C8 dan C12 memakai Persamaan (5).</w:t>
+        <w:t xml:space="preserve"> pada 200 km, nominal-π dan parameter tersebar memberi V</w:t>
+      </w:r>
+      <w:r>
+        <w:rPr>
+          <w:rFonts w:ascii="Arial" w:hAnsi="Arial" w:eastAsia="Arial" w:cs="Arial"/>
+          <w:b w:val="0"/>
+          <w:i w:val="0"/>
+          <w:sz w:val="21"/>
+          <w:vertAlign w:val="subscript"/>
+        </w:rPr>
+        <w:t>S</w:t>
+      </w:r>
+      <w:r>
+        <w:rPr>
+          <w:rFonts w:ascii="Arial" w:hAnsi="Arial" w:eastAsia="Arial" w:cs="Arial"/>
+          <w:b w:val="0"/>
+          <w:i w:val="0"/>
+          <w:sz w:val="21"/>
+        </w:rPr>
+        <w:t xml:space="preserve"> yang berbeda hanya 0,32 kV, sedangkan model pendek menyimpang lebih dari 2 kV karena mengabaikan arus pengisian. Soal C6–C8 dan C12 memakai Persamaan (5).</w:t>
       </w:r>
     </w:p>
     <w:p>
@@ -7384,7 +8131,9 @@
           <w:color w:val="1F3864"/>
           <w:sz w:val="28"/>
         </w:rPr>
-        <w:t>KONSTANTA ABCD DAN KASKADE ELEMEN</w:t>
+        <w:t>KONSTANTA ABCD</w:t>
+        <w:br/>
+        <w:t>DAN KASKADE ELEMEN</w:t>
       </w:r>
     </w:p>
     <w:p>
@@ -7814,7 +8563,7 @@
           <w:i w:val="0"/>
           <w:sz w:val="21"/>
         </w:rPr>
-        <w:t>: Impedansi transfer, V_S/I_R saat V_R = 0 (Ω)</w:t>
+        <w:t>: Impedansi transfer, VS/IR saat VR = 0 (Ω)</w:t>
       </w:r>
     </w:p>
     <w:p>
@@ -7847,7 +8596,7 @@
           <w:i w:val="0"/>
           <w:sz w:val="21"/>
         </w:rPr>
-        <w:t>: Admitansi transfer, I_S/V_R saat I_R = 0 (S)</w:t>
+        <w:t>: Admitansi transfer, IS/VR saat IR = 0 (S)</w:t>
       </w:r>
     </w:p>
     <w:p>
@@ -7913,7 +8662,121 @@
           <w:i w:val="0"/>
           <w:sz w:val="22"/>
         </w:rPr>
-        <w:t>A = V_S/V_R tanpa beban (Ferranti bila |A| &lt; 1); B = V_S/I_R saat terima dihubung singkat (impedansi hubung singkat); C = I_S/V_R tanpa beban (arus pengisian).</w:t>
+        <w:t>A = V</w:t>
+      </w:r>
+      <w:r>
+        <w:rPr>
+          <w:rFonts w:ascii="Arial" w:hAnsi="Arial" w:eastAsia="Arial" w:cs="Arial"/>
+          <w:b w:val="0"/>
+          <w:i w:val="0"/>
+          <w:sz w:val="22"/>
+          <w:vertAlign w:val="subscript"/>
+        </w:rPr>
+        <w:t>S</w:t>
+      </w:r>
+      <w:r>
+        <w:rPr>
+          <w:rFonts w:ascii="Arial" w:hAnsi="Arial" w:eastAsia="Arial" w:cs="Arial"/>
+          <w:b w:val="0"/>
+          <w:i w:val="0"/>
+          <w:sz w:val="22"/>
+        </w:rPr>
+        <w:t>/V</w:t>
+      </w:r>
+      <w:r>
+        <w:rPr>
+          <w:rFonts w:ascii="Arial" w:hAnsi="Arial" w:eastAsia="Arial" w:cs="Arial"/>
+          <w:b w:val="0"/>
+          <w:i w:val="0"/>
+          <w:sz w:val="22"/>
+          <w:vertAlign w:val="subscript"/>
+        </w:rPr>
+        <w:t>R</w:t>
+      </w:r>
+      <w:r>
+        <w:rPr>
+          <w:rFonts w:ascii="Arial" w:hAnsi="Arial" w:eastAsia="Arial" w:cs="Arial"/>
+          <w:b w:val="0"/>
+          <w:i w:val="0"/>
+          <w:sz w:val="22"/>
+        </w:rPr>
+        <w:t xml:space="preserve"> tanpa beban (Ferranti bila |A| &lt; 1); B = V</w:t>
+      </w:r>
+      <w:r>
+        <w:rPr>
+          <w:rFonts w:ascii="Arial" w:hAnsi="Arial" w:eastAsia="Arial" w:cs="Arial"/>
+          <w:b w:val="0"/>
+          <w:i w:val="0"/>
+          <w:sz w:val="22"/>
+          <w:vertAlign w:val="subscript"/>
+        </w:rPr>
+        <w:t>S</w:t>
+      </w:r>
+      <w:r>
+        <w:rPr>
+          <w:rFonts w:ascii="Arial" w:hAnsi="Arial" w:eastAsia="Arial" w:cs="Arial"/>
+          <w:b w:val="0"/>
+          <w:i w:val="0"/>
+          <w:sz w:val="22"/>
+        </w:rPr>
+        <w:t>/I</w:t>
+      </w:r>
+      <w:r>
+        <w:rPr>
+          <w:rFonts w:ascii="Arial" w:hAnsi="Arial" w:eastAsia="Arial" w:cs="Arial"/>
+          <w:b w:val="0"/>
+          <w:i w:val="0"/>
+          <w:sz w:val="22"/>
+          <w:vertAlign w:val="subscript"/>
+        </w:rPr>
+        <w:t>R</w:t>
+      </w:r>
+      <w:r>
+        <w:rPr>
+          <w:rFonts w:ascii="Arial" w:hAnsi="Arial" w:eastAsia="Arial" w:cs="Arial"/>
+          <w:b w:val="0"/>
+          <w:i w:val="0"/>
+          <w:sz w:val="22"/>
+        </w:rPr>
+        <w:t xml:space="preserve"> saat terima dihubung singkat (impedansi hubung singkat); C = I</w:t>
+      </w:r>
+      <w:r>
+        <w:rPr>
+          <w:rFonts w:ascii="Arial" w:hAnsi="Arial" w:eastAsia="Arial" w:cs="Arial"/>
+          <w:b w:val="0"/>
+          <w:i w:val="0"/>
+          <w:sz w:val="22"/>
+          <w:vertAlign w:val="subscript"/>
+        </w:rPr>
+        <w:t>S</w:t>
+      </w:r>
+      <w:r>
+        <w:rPr>
+          <w:rFonts w:ascii="Arial" w:hAnsi="Arial" w:eastAsia="Arial" w:cs="Arial"/>
+          <w:b w:val="0"/>
+          <w:i w:val="0"/>
+          <w:sz w:val="22"/>
+        </w:rPr>
+        <w:t>/V</w:t>
+      </w:r>
+      <w:r>
+        <w:rPr>
+          <w:rFonts w:ascii="Arial" w:hAnsi="Arial" w:eastAsia="Arial" w:cs="Arial"/>
+          <w:b w:val="0"/>
+          <w:i w:val="0"/>
+          <w:sz w:val="22"/>
+          <w:vertAlign w:val="subscript"/>
+        </w:rPr>
+        <w:t>R</w:t>
+      </w:r>
+      <w:r>
+        <w:rPr>
+          <w:rFonts w:ascii="Arial" w:hAnsi="Arial" w:eastAsia="Arial" w:cs="Arial"/>
+          <w:b w:val="0"/>
+          <w:i w:val="0"/>
+          <w:sz w:val="22"/>
+        </w:rPr>
+        <w:t xml:space="preserve"> tanpa beban (arus pengisian).</w:t>
       </w:r>
     </w:p>
     <w:p>
@@ -8054,7 +8917,26 @@
           <w:i w:val="0"/>
           <w:sz w:val="22"/>
         </w:rPr>
-        <w:t>Program aliran daya tidak memakai ABCD melainkan matriks admitansi rel Y_bus, tetapi π-ekuivalen tiap saluran diturunkan dari ABCD-nya.</w:t>
+        <w:t>Program aliran daya tidak memakai ABCD melainkan matriks admitansi rel Y</w:t>
+      </w:r>
+      <w:r>
+        <w:rPr>
+          <w:rFonts w:ascii="Arial" w:hAnsi="Arial" w:eastAsia="Arial" w:cs="Arial"/>
+          <w:b w:val="0"/>
+          <w:i w:val="0"/>
+          <w:sz w:val="22"/>
+          <w:vertAlign w:val="subscript"/>
+        </w:rPr>
+        <w:t>bus</w:t>
+      </w:r>
+      <w:r>
+        <w:rPr>
+          <w:rFonts w:ascii="Arial" w:hAnsi="Arial" w:eastAsia="Arial" w:cs="Arial"/>
+          <w:b w:val="0"/>
+          <w:i w:val="0"/>
+          <w:sz w:val="22"/>
+        </w:rPr>
+        <w:t>, tetapi π-ekuivalen tiap saluran diturunkan dari ABCD-nya.</w:t>
       </w:r>
     </w:p>
     <w:p>
@@ -8761,7 +9643,26 @@
                 <w:i w:val="0"/>
                 <w:sz w:val="18"/>
               </w:rPr>
-              <w:t>Z_c sinh γℓ</w:t>
+              <w:t>Z</w:t>
+            </w:r>
+            <w:r>
+              <w:rPr>
+                <w:rFonts w:ascii="Arial" w:hAnsi="Arial" w:eastAsia="Arial" w:cs="Arial"/>
+                <w:b w:val="0"/>
+                <w:i w:val="0"/>
+                <w:sz w:val="18"/>
+                <w:vertAlign w:val="subscript"/>
+              </w:rPr>
+              <w:t>c</w:t>
+            </w:r>
+            <w:r>
+              <w:rPr>
+                <w:rFonts w:ascii="Arial" w:hAnsi="Arial" w:eastAsia="Arial" w:cs="Arial"/>
+                <w:b w:val="0"/>
+                <w:i w:val="0"/>
+                <w:sz w:val="18"/>
+              </w:rPr>
+              <w:t xml:space="preserve"> sinh γℓ</w:t>
             </w:r>
           </w:p>
         </w:tc>
@@ -8780,7 +9681,17 @@
                 <w:i w:val="0"/>
                 <w:sz w:val="18"/>
               </w:rPr>
-              <w:t>sinh γℓ / Z_c</w:t>
+              <w:t>sinh γℓ / Z</w:t>
+            </w:r>
+            <w:r>
+              <w:rPr>
+                <w:rFonts w:ascii="Arial" w:hAnsi="Arial" w:eastAsia="Arial" w:cs="Arial"/>
+                <w:b w:val="0"/>
+                <w:i w:val="0"/>
+                <w:sz w:val="18"/>
+                <w:vertAlign w:val="subscript"/>
+              </w:rPr>
+              <w:t>c</w:t>
             </w:r>
           </w:p>
         </w:tc>
@@ -8836,7 +9747,26 @@
           <w:i w:val="0"/>
           <w:sz w:val="21"/>
         </w:rPr>
-        <w:t xml:space="preserve"> nominal-π adalah deret Taylor orde rendah dari baris terakhir: cosh γℓ ≈ 1 + (γℓ)²/2 = 1 + YZ/2, sinh γℓ ≈ γℓ → Z_c γℓ = Z. Kaskade dua saluran nominal-π tidak sama dengan nominal-π saluran gabungan, satu lagi tanda bahwa model terkumpul hanyalah pendekatan. Soal C6 dan C8 memakai Persamaan (6).</w:t>
+        <w:t xml:space="preserve"> nominal-π adalah deret Taylor orde rendah dari baris terakhir: cosh γℓ ≈ 1 + (γℓ)²/2 = 1 + YZ/2, sinh γℓ ≈ γℓ → Z</w:t>
+      </w:r>
+      <w:r>
+        <w:rPr>
+          <w:rFonts w:ascii="Arial" w:hAnsi="Arial" w:eastAsia="Arial" w:cs="Arial"/>
+          <w:b w:val="0"/>
+          <w:i w:val="0"/>
+          <w:sz w:val="21"/>
+          <w:vertAlign w:val="subscript"/>
+        </w:rPr>
+        <w:t>c</w:t>
+      </w:r>
+      <w:r>
+        <w:rPr>
+          <w:rFonts w:ascii="Arial" w:hAnsi="Arial" w:eastAsia="Arial" w:cs="Arial"/>
+          <w:b w:val="0"/>
+          <w:i w:val="0"/>
+          <w:sz w:val="21"/>
+        </w:rPr>
+        <w:t xml:space="preserve"> γℓ = Z. Kaskade dua saluran nominal-π tidak sama dengan nominal-π saluran gabungan, satu lagi tanda bahwa model terkumpul hanyalah pendekatan. Soal C6 dan C8 memakai Persamaan (6).</w:t>
       </w:r>
     </w:p>
     <w:p>
@@ -8852,7 +9782,30 @@
           <w:color w:val="1F3864"/>
           <w:sz w:val="28"/>
         </w:rPr>
-        <w:t>SALURAN PANJANG: Γ, Z_C, DAN FUNGSI HIPERBOLIK</w:t>
+        <w:t>SALURAN PANJANG:</w:t>
+        <w:br/>
+        <w:t>Γ, Z</w:t>
+      </w:r>
+      <w:r>
+        <w:rPr>
+          <w:rFonts w:ascii="Arial" w:hAnsi="Arial" w:eastAsia="Arial" w:cs="Arial"/>
+          <w:b/>
+          <w:i w:val="0"/>
+          <w:color w:val="1F3864"/>
+          <w:sz w:val="28"/>
+          <w:vertAlign w:val="subscript"/>
+        </w:rPr>
+        <w:t>C</w:t>
+      </w:r>
+      <w:r>
+        <w:rPr>
+          <w:rFonts w:ascii="Arial" w:hAnsi="Arial" w:eastAsia="Arial" w:cs="Arial"/>
+          <w:b/>
+          <w:i w:val="0"/>
+          <w:color w:val="1F3864"/>
+          <w:sz w:val="28"/>
+        </w:rPr>
+        <w:t>, DAN FUNGSI HIPERBOLIK</w:t>
       </w:r>
     </w:p>
     <w:p>
@@ -8879,7 +9832,7 @@
       <w:r>
         <w:drawing>
           <wp:inline xmlns:a="http://schemas.openxmlformats.org/drawingml/2006/main" xmlns:pic="http://schemas.openxmlformats.org/drawingml/2006/picture">
-            <wp:extent cx="5400000" cy="2096401"/>
+            <wp:extent cx="5400000" cy="2128790"/>
             <wp:docPr id="1858245152" name="Picture 1858245152"/>
             <wp:cNvGraphicFramePr>
               <a:graphicFrameLocks noChangeAspect="1"/>
@@ -8900,7 +9853,7 @@
                   <pic:spPr>
                     <a:xfrm>
                       <a:off x="0" y="0"/>
-                      <a:ext cx="5400000" cy="2096401"/>
+                      <a:ext cx="5400000" cy="2128790"/>
                     </a:xfrm>
                     <a:prstGeom prst="rect"/>
                   </pic:spPr>
@@ -9197,7 +10150,26 @@
           <w:i w:val="0"/>
           <w:sz w:val="22"/>
         </w:rPr>
-        <w:t xml:space="preserve"> — Pada saluran panjang tegangan dan arus adalah gelombang: sebagian merambat ke ujung terima, sebagian dipantulkan, dan jumlahnya membentuk pola berdiri sepanjang saluran. β menyatakan pergeseran fasa per km (± 6° per 100 km pada 50 Hz), α redaman per km, dan Z_c perbandingan tegangan–arus gelombang berjalan (sama dengan impedansi surja Modul 6 untuk kasus tanpa rugi). Panjang gelombang ± 6000 km berarti saluran 300 km sudah 1/20 gelombang, cukup untuk membuat model terkumpul menyimpang.</w:t>
+        <w:t xml:space="preserve"> — Pada saluran panjang tegangan dan arus adalah gelombang: sebagian merambat ke ujung terima, sebagian dipantulkan, dan jumlahnya membentuk pola berdiri sepanjang saluran. β menyatakan pergeseran fasa per km (± 6° per 100 km pada 50 Hz), α redaman per km, dan Z</w:t>
+      </w:r>
+      <w:r>
+        <w:rPr>
+          <w:rFonts w:ascii="Arial" w:hAnsi="Arial" w:eastAsia="Arial" w:cs="Arial"/>
+          <w:b w:val="0"/>
+          <w:i w:val="0"/>
+          <w:sz w:val="22"/>
+          <w:vertAlign w:val="subscript"/>
+        </w:rPr>
+        <w:t>c</w:t>
+      </w:r>
+      <w:r>
+        <w:rPr>
+          <w:rFonts w:ascii="Arial" w:hAnsi="Arial" w:eastAsia="Arial" w:cs="Arial"/>
+          <w:b w:val="0"/>
+          <w:i w:val="0"/>
+          <w:sz w:val="22"/>
+        </w:rPr>
+        <w:t xml:space="preserve"> perbandingan tegangan–arus gelombang berjalan (sama dengan impedansi surja Modul 6 untuk kasus tanpa rugi). Panjang gelombang ± 6000 km berarti saluran 300 km sudah 1/20 gelombang, cukup untuk membuat model terkumpul menyimpang.</w:t>
       </w:r>
     </w:p>
     <w:p>
@@ -9627,7 +10599,64 @@
           <w:i w:val="0"/>
           <w:sz w:val="22"/>
         </w:rPr>
-        <w:t>V(x) = V_R cos βx + jZ_c I_R sin βx: kombinasi gelombang maju dan pantul; bentuknya tergantung beban (Bagian 06).</w:t>
+        <w:t>V(x) = V</w:t>
+      </w:r>
+      <w:r>
+        <w:rPr>
+          <w:rFonts w:ascii="Arial" w:hAnsi="Arial" w:eastAsia="Arial" w:cs="Arial"/>
+          <w:b w:val="0"/>
+          <w:i w:val="0"/>
+          <w:sz w:val="22"/>
+          <w:vertAlign w:val="subscript"/>
+        </w:rPr>
+        <w:t>R</w:t>
+      </w:r>
+      <w:r>
+        <w:rPr>
+          <w:rFonts w:ascii="Arial" w:hAnsi="Arial" w:eastAsia="Arial" w:cs="Arial"/>
+          <w:b w:val="0"/>
+          <w:i w:val="0"/>
+          <w:sz w:val="22"/>
+        </w:rPr>
+        <w:t xml:space="preserve"> cos βx + jZ</w:t>
+      </w:r>
+      <w:r>
+        <w:rPr>
+          <w:rFonts w:ascii="Arial" w:hAnsi="Arial" w:eastAsia="Arial" w:cs="Arial"/>
+          <w:b w:val="0"/>
+          <w:i w:val="0"/>
+          <w:sz w:val="22"/>
+          <w:vertAlign w:val="subscript"/>
+        </w:rPr>
+        <w:t>c</w:t>
+      </w:r>
+      <w:r>
+        <w:rPr>
+          <w:rFonts w:ascii="Arial" w:hAnsi="Arial" w:eastAsia="Arial" w:cs="Arial"/>
+          <w:b w:val="0"/>
+          <w:i w:val="0"/>
+          <w:sz w:val="22"/>
+        </w:rPr>
+        <w:t xml:space="preserve"> I</w:t>
+      </w:r>
+      <w:r>
+        <w:rPr>
+          <w:rFonts w:ascii="Arial" w:hAnsi="Arial" w:eastAsia="Arial" w:cs="Arial"/>
+          <w:b w:val="0"/>
+          <w:i w:val="0"/>
+          <w:sz w:val="22"/>
+          <w:vertAlign w:val="subscript"/>
+        </w:rPr>
+        <w:t>R</w:t>
+      </w:r>
+      <w:r>
+        <w:rPr>
+          <w:rFonts w:ascii="Arial" w:hAnsi="Arial" w:eastAsia="Arial" w:cs="Arial"/>
+          <w:b w:val="0"/>
+          <w:i w:val="0"/>
+          <w:sz w:val="22"/>
+        </w:rPr>
+        <w:t xml:space="preserve"> sin βx: kombinasi gelombang maju dan pantul; bentuknya tergantung beban (Bagian 06).</w:t>
       </w:r>
     </w:p>
     <w:p>
@@ -9660,7 +10689,26 @@
           <w:i w:val="0"/>
           <w:sz w:val="22"/>
         </w:rPr>
-        <w:t xml:space="preserve">R kecil memberi α ≈ r/(2Z_c) ≈ 1,5×10⁻⁴ Np/km: 400 km meredam ± 6 %; pada kabel dan saluran distribusi α jauh lebih besar. </w:t>
+        <w:t>R kecil memberi α ≈ r/(2Z</w:t>
+      </w:r>
+      <w:r>
+        <w:rPr>
+          <w:rFonts w:ascii="Arial" w:hAnsi="Arial" w:eastAsia="Arial" w:cs="Arial"/>
+          <w:b w:val="0"/>
+          <w:i w:val="0"/>
+          <w:sz w:val="22"/>
+          <w:vertAlign w:val="subscript"/>
+        </w:rPr>
+        <w:t>c</w:t>
+      </w:r>
+      <w:r>
+        <w:rPr>
+          <w:rFonts w:ascii="Arial" w:hAnsi="Arial" w:eastAsia="Arial" w:cs="Arial"/>
+          <w:b w:val="0"/>
+          <w:i w:val="0"/>
+          <w:sz w:val="22"/>
+        </w:rPr>
+        <w:t xml:space="preserve">) ≈ 1,5×10⁻⁴ Np/km: 400 km meredam ± 6 %; pada kabel dan saluran distribusi α jauh lebih besar. </w:t>
       </w:r>
       <w:r>
         <w:rPr>
@@ -9702,7 +10750,26 @@
           <w:i w:val="0"/>
           <w:sz w:val="22"/>
         </w:rPr>
-        <w:t>ℓ = λ/4 ≈ 1500 km: cos βℓ = 0, A = 0, tegangan terima tidak lagi dikendalikan V_S; batas praktis saluran AC tanpa kompensasi di bawah ± 600 km.</w:t>
+        <w:t>ℓ = λ/4 ≈ 1500 km: cos βℓ = 0, A = 0, tegangan terima tidak lagi dikendalikan V</w:t>
+      </w:r>
+      <w:r>
+        <w:rPr>
+          <w:rFonts w:ascii="Arial" w:hAnsi="Arial" w:eastAsia="Arial" w:cs="Arial"/>
+          <w:b w:val="0"/>
+          <w:i w:val="0"/>
+          <w:sz w:val="22"/>
+          <w:vertAlign w:val="subscript"/>
+        </w:rPr>
+        <w:t>S</w:t>
+      </w:r>
+      <w:r>
+        <w:rPr>
+          <w:rFonts w:ascii="Arial" w:hAnsi="Arial" w:eastAsia="Arial" w:cs="Arial"/>
+          <w:b w:val="0"/>
+          <w:i w:val="0"/>
+          <w:sz w:val="22"/>
+        </w:rPr>
+        <w:t>; batas praktis saluran AC tanpa kompensasi di bawah ± 600 km.</w:t>
       </w:r>
     </w:p>
     <w:p>
@@ -9768,7 +10835,26 @@
           <w:i w:val="0"/>
           <w:sz w:val="22"/>
         </w:rPr>
-        <w:t>γ dan Z_c bergantung frekuensi; pada harmonik ke-5 βℓ lima kali lipat dan saluran 300 km sudah 'panjang'. Studi harmonik memakai model tersebar.</w:t>
+        <w:t>γ dan Z</w:t>
+      </w:r>
+      <w:r>
+        <w:rPr>
+          <w:rFonts w:ascii="Arial" w:hAnsi="Arial" w:eastAsia="Arial" w:cs="Arial"/>
+          <w:b w:val="0"/>
+          <w:i w:val="0"/>
+          <w:sz w:val="22"/>
+          <w:vertAlign w:val="subscript"/>
+        </w:rPr>
+        <w:t>c</w:t>
+      </w:r>
+      <w:r>
+        <w:rPr>
+          <w:rFonts w:ascii="Arial" w:hAnsi="Arial" w:eastAsia="Arial" w:cs="Arial"/>
+          <w:b w:val="0"/>
+          <w:i w:val="0"/>
+          <w:sz w:val="22"/>
+        </w:rPr>
+        <w:t xml:space="preserve"> bergantung frekuensi; pada harmonik ke-5 βℓ lima kali lipat dan saluran 300 km sudah 'panjang'. Studi harmonik memakai model tersebar.</w:t>
       </w:r>
     </w:p>
     <w:p>
@@ -9801,7 +10887,26 @@
           <w:i w:val="0"/>
           <w:sz w:val="22"/>
         </w:rPr>
-        <w:t>Untuk surja petir (µs) frekuensi efektif ratusan kHz: setiap saluran 'panjang'; itulah wilayah gelombang berjalan Modul 6 dengan Z_c yang sama.</w:t>
+        <w:t>Untuk surja petir (µs) frekuensi efektif ratusan kHz: setiap saluran 'panjang'; itulah wilayah gelombang berjalan Modul 6 dengan Z</w:t>
+      </w:r>
+      <w:r>
+        <w:rPr>
+          <w:rFonts w:ascii="Arial" w:hAnsi="Arial" w:eastAsia="Arial" w:cs="Arial"/>
+          <w:b w:val="0"/>
+          <w:i w:val="0"/>
+          <w:sz w:val="22"/>
+          <w:vertAlign w:val="subscript"/>
+        </w:rPr>
+        <w:t>c</w:t>
+      </w:r>
+      <w:r>
+        <w:rPr>
+          <w:rFonts w:ascii="Arial" w:hAnsi="Arial" w:eastAsia="Arial" w:cs="Arial"/>
+          <w:b w:val="0"/>
+          <w:i w:val="0"/>
+          <w:sz w:val="22"/>
+        </w:rPr>
+        <w:t xml:space="preserve"> yang sama.</w:t>
       </w:r>
     </w:p>
     <w:p>
@@ -9817,7 +10922,7 @@
           <w:i w:val="0"/>
           <w:sz w:val="20"/>
         </w:rPr>
-        <w:t>Tabel 5. Panjang (parameter contoh): βℓ (rad), A tersebar, A nominal-π, Selisih, Ferranti (V_R/V_S − 1).</w:t>
+        <w:t>Tabel 5. Panjang (parameter contoh): βℓ (rad), A tersebar, A nominal-π, Selisih, Ferranti (VR/VS − 1).</w:t>
       </w:r>
     </w:p>
     <w:tbl>
@@ -9952,7 +11057,45 @@
                 <w:i w:val="0"/>
                 <w:sz w:val="18"/>
               </w:rPr>
-              <w:t>Ferranti (V_R/V_S − 1)</w:t>
+              <w:t>Ferranti (V</w:t>
+            </w:r>
+            <w:r>
+              <w:rPr>
+                <w:rFonts w:ascii="Arial" w:hAnsi="Arial" w:eastAsia="Arial" w:cs="Arial"/>
+                <w:b/>
+                <w:i w:val="0"/>
+                <w:sz w:val="18"/>
+                <w:vertAlign w:val="subscript"/>
+              </w:rPr>
+              <w:t>R</w:t>
+            </w:r>
+            <w:r>
+              <w:rPr>
+                <w:rFonts w:ascii="Arial" w:hAnsi="Arial" w:eastAsia="Arial" w:cs="Arial"/>
+                <w:b/>
+                <w:i w:val="0"/>
+                <w:sz w:val="18"/>
+              </w:rPr>
+              <w:t>/V</w:t>
+            </w:r>
+            <w:r>
+              <w:rPr>
+                <w:rFonts w:ascii="Arial" w:hAnsi="Arial" w:eastAsia="Arial" w:cs="Arial"/>
+                <w:b/>
+                <w:i w:val="0"/>
+                <w:sz w:val="18"/>
+                <w:vertAlign w:val="subscript"/>
+              </w:rPr>
+              <w:t>S</w:t>
+            </w:r>
+            <w:r>
+              <w:rPr>
+                <w:rFonts w:ascii="Arial" w:hAnsi="Arial" w:eastAsia="Arial" w:cs="Arial"/>
+                <w:b/>
+                <w:i w:val="0"/>
+                <w:sz w:val="18"/>
+              </w:rPr>
+              <w:t xml:space="preserve"> − 1)</w:t>
             </w:r>
           </w:p>
         </w:tc>
@@ -10585,7 +11728,9 @@
           <w:color w:val="1F3864"/>
           <w:sz w:val="28"/>
         </w:rPr>
-        <w:t>IMPEDANSI KARAKTERISTIK, SIL, DAN PROFIL TEGANGAN</w:t>
+        <w:t>IMPEDANSI KARAKTERISTIK, SIL,</w:t>
+        <w:br/>
+        <w:t>DAN PROFIL TEGANGAN</w:t>
       </w:r>
     </w:p>
     <w:p>
@@ -10600,7 +11745,26 @@
           <w:i w:val="0"/>
           <w:sz w:val="22"/>
         </w:rPr>
-        <w:t>Dua bilangan yang lahir dari model saluran panjang, Z_c dan SIL, merangkum perilaku sebuah saluran dalam satu kalimat: bebani tepat pada SIL dan tegangannya rata dari ujung ke ujung. Persamaan (9) menurunkan profil tegangan sepanjang saluran dan menjelaskan mengapa kompensasi reaktif Modul 6 diperlukan di kedua sisi SIL; Gambar 6 memperlihatkan profilnya.</w:t>
+        <w:t>Dua bilangan yang lahir dari model saluran panjang, Z</w:t>
+      </w:r>
+      <w:r>
+        <w:rPr>
+          <w:rFonts w:ascii="Arial" w:hAnsi="Arial" w:eastAsia="Arial" w:cs="Arial"/>
+          <w:b w:val="0"/>
+          <w:i w:val="0"/>
+          <w:sz w:val="22"/>
+          <w:vertAlign w:val="subscript"/>
+        </w:rPr>
+        <w:t>c</w:t>
+      </w:r>
+      <w:r>
+        <w:rPr>
+          <w:rFonts w:ascii="Arial" w:hAnsi="Arial" w:eastAsia="Arial" w:cs="Arial"/>
+          <w:b w:val="0"/>
+          <w:i w:val="0"/>
+          <w:sz w:val="22"/>
+        </w:rPr>
+        <w:t xml:space="preserve"> dan SIL, merangkum perilaku sebuah saluran dalam satu kalimat: bebani tepat pada SIL dan tegangannya rata dari ujung ke ujung. Persamaan (9) menurunkan profil tegangan sepanjang saluran dan menjelaskan mengapa kompensasi reaktif Modul 6 diperlukan di kedua sisi SIL; Gambar 6 memperlihatkan profilnya.</w:t>
       </w:r>
     </w:p>
     <w:p>
@@ -10656,7 +11820,26 @@
           <w:i w:val="0"/>
           <w:sz w:val="20"/>
         </w:rPr>
-        <w:t>Gambar 6 — Profil tegangan saluran panjang untuk beban di bawah, pada, dan di atas SIL. Saluran tanpa rugi 400 km dengan V_S = 1 pu: tanpa beban tegangan ujung terima naik 9,9 %, pada beban = SIL profil rata, dan pada 1,5 SIL tegangan ujung terima jatuh; beban terhadap SIL-lah yang menentukan arah, bukan besar mutlaknya.</w:t>
+        <w:t>Gambar 6 — Profil tegangan saluran panjang untuk beban di bawah, pada, dan di atas SIL. Saluran tanpa rugi 400 km dengan V</w:t>
+      </w:r>
+      <w:r>
+        <w:rPr>
+          <w:rFonts w:ascii="Arial" w:hAnsi="Arial" w:eastAsia="Arial" w:cs="Arial"/>
+          <w:b/>
+          <w:i w:val="0"/>
+          <w:sz w:val="20"/>
+          <w:vertAlign w:val="subscript"/>
+        </w:rPr>
+        <w:t>S</w:t>
+      </w:r>
+      <w:r>
+        <w:rPr>
+          <w:rFonts w:ascii="Arial" w:hAnsi="Arial" w:eastAsia="Arial" w:cs="Arial"/>
+          <w:b/>
+          <w:i w:val="0"/>
+          <w:sz w:val="20"/>
+        </w:rPr>
+        <w:t xml:space="preserve"> = 1 pu: tanpa beban tegangan ujung terima naik 9,9 %, pada beban = SIL profil rata, dan pada 1,5 SIL tegangan ujung terima jatuh; beban terhadap SIL-lah yang menentukan arah, bukan besar mutlaknya.</w:t>
       </w:r>
     </w:p>
     <w:p>
@@ -10859,7 +12042,26 @@
           <w:i w:val="0"/>
           <w:sz w:val="22"/>
         </w:rPr>
-        <w:t>/400 = 56,3 MW (500 kV dengan berkas 4, Z_c ≈ 240 Ω: ± 1040 MW). Pada beban resistif tepat SIL, Z</w:t>
+        <w:t>/400 = 56,3 MW (500 kV dengan berkas 4, Z</w:t>
+      </w:r>
+      <w:r>
+        <w:rPr>
+          <w:rFonts w:ascii="Arial" w:hAnsi="Arial" w:eastAsia="Arial" w:cs="Arial"/>
+          <w:b w:val="0"/>
+          <w:i w:val="0"/>
+          <w:sz w:val="22"/>
+          <w:vertAlign w:val="subscript"/>
+        </w:rPr>
+        <w:t>c</w:t>
+      </w:r>
+      <w:r>
+        <w:rPr>
+          <w:rFonts w:ascii="Arial" w:hAnsi="Arial" w:eastAsia="Arial" w:cs="Arial"/>
+          <w:b w:val="0"/>
+          <w:i w:val="0"/>
+          <w:sz w:val="22"/>
+        </w:rPr>
+        <w:t xml:space="preserve"> ≈ 240 Ω: ± 1040 MW). Pada beban resistif tepat SIL, Z</w:t>
       </w:r>
       <w:r>
         <w:rPr>
@@ -11257,7 +12459,26 @@
           <w:i w:val="0"/>
           <w:sz w:val="22"/>
         </w:rPr>
-        <w:t>Berkas menurunkan Z_c: SIL 500 kV naik dari ± 850 MW (1 konduktor) ke ± 1050 MW (4 konduktor); sekaligus arus pengisian naik.</w:t>
+        <w:t>Berkas menurunkan Z</w:t>
+      </w:r>
+      <w:r>
+        <w:rPr>
+          <w:rFonts w:ascii="Arial" w:hAnsi="Arial" w:eastAsia="Arial" w:cs="Arial"/>
+          <w:b w:val="0"/>
+          <w:i w:val="0"/>
+          <w:sz w:val="22"/>
+          <w:vertAlign w:val="subscript"/>
+        </w:rPr>
+        <w:t>c</w:t>
+      </w:r>
+      <w:r>
+        <w:rPr>
+          <w:rFonts w:ascii="Arial" w:hAnsi="Arial" w:eastAsia="Arial" w:cs="Arial"/>
+          <w:b w:val="0"/>
+          <w:i w:val="0"/>
+          <w:sz w:val="22"/>
+        </w:rPr>
+        <w:t>: SIL 500 kV naik dari ± 850 MW (1 konduktor) ke ± 1050 MW (4 konduktor); sekaligus arus pengisian naik.</w:t>
       </w:r>
     </w:p>
     <w:p>
@@ -11339,7 +12560,7 @@
           <w:i w:val="0"/>
           <w:sz w:val="20"/>
         </w:rPr>
-        <w:t>Tabel 6. Beban (saluran contoh, 400 km, V_S = 1 pu): I_R (pu terhadap V_R/Z_c), V_R/V_S, Keterangan.</w:t>
+        <w:t>Tabel 6. Beban (saluran contoh, 400 km, VS = 1 pu): IR (pu terhadap VR/Zc), VR/VS, Keterangan.</w:t>
       </w:r>
     </w:p>
     <w:tbl>
@@ -11372,7 +12593,26 @@
                 <w:i w:val="0"/>
                 <w:sz w:val="18"/>
               </w:rPr>
-              <w:t>Beban (saluran contoh, 400 km, V_S = 1 pu)</w:t>
+              <w:t>Beban (saluran contoh, 400 km, V</w:t>
+            </w:r>
+            <w:r>
+              <w:rPr>
+                <w:rFonts w:ascii="Arial" w:hAnsi="Arial" w:eastAsia="Arial" w:cs="Arial"/>
+                <w:b/>
+                <w:i w:val="0"/>
+                <w:sz w:val="18"/>
+                <w:vertAlign w:val="subscript"/>
+              </w:rPr>
+              <w:t>S</w:t>
+            </w:r>
+            <w:r>
+              <w:rPr>
+                <w:rFonts w:ascii="Arial" w:hAnsi="Arial" w:eastAsia="Arial" w:cs="Arial"/>
+                <w:b/>
+                <w:i w:val="0"/>
+                <w:sz w:val="18"/>
+              </w:rPr>
+              <w:t xml:space="preserve"> = 1 pu)</w:t>
             </w:r>
           </w:p>
         </w:tc>
@@ -11392,7 +12632,64 @@
                 <w:i w:val="0"/>
                 <w:sz w:val="18"/>
               </w:rPr>
-              <w:t>I_R (pu terhadap V_R/Z_c)</w:t>
+              <w:t>I</w:t>
+            </w:r>
+            <w:r>
+              <w:rPr>
+                <w:rFonts w:ascii="Arial" w:hAnsi="Arial" w:eastAsia="Arial" w:cs="Arial"/>
+                <w:b/>
+                <w:i w:val="0"/>
+                <w:sz w:val="18"/>
+                <w:vertAlign w:val="subscript"/>
+              </w:rPr>
+              <w:t>R</w:t>
+            </w:r>
+            <w:r>
+              <w:rPr>
+                <w:rFonts w:ascii="Arial" w:hAnsi="Arial" w:eastAsia="Arial" w:cs="Arial"/>
+                <w:b/>
+                <w:i w:val="0"/>
+                <w:sz w:val="18"/>
+              </w:rPr>
+              <w:t xml:space="preserve"> (pu terhadap V</w:t>
+            </w:r>
+            <w:r>
+              <w:rPr>
+                <w:rFonts w:ascii="Arial" w:hAnsi="Arial" w:eastAsia="Arial" w:cs="Arial"/>
+                <w:b/>
+                <w:i w:val="0"/>
+                <w:sz w:val="18"/>
+                <w:vertAlign w:val="subscript"/>
+              </w:rPr>
+              <w:t>R</w:t>
+            </w:r>
+            <w:r>
+              <w:rPr>
+                <w:rFonts w:ascii="Arial" w:hAnsi="Arial" w:eastAsia="Arial" w:cs="Arial"/>
+                <w:b/>
+                <w:i w:val="0"/>
+                <w:sz w:val="18"/>
+              </w:rPr>
+              <w:t>/Z</w:t>
+            </w:r>
+            <w:r>
+              <w:rPr>
+                <w:rFonts w:ascii="Arial" w:hAnsi="Arial" w:eastAsia="Arial" w:cs="Arial"/>
+                <w:b/>
+                <w:i w:val="0"/>
+                <w:sz w:val="18"/>
+                <w:vertAlign w:val="subscript"/>
+              </w:rPr>
+              <w:t>c</w:t>
+            </w:r>
+            <w:r>
+              <w:rPr>
+                <w:rFonts w:ascii="Arial" w:hAnsi="Arial" w:eastAsia="Arial" w:cs="Arial"/>
+                <w:b/>
+                <w:i w:val="0"/>
+                <w:sz w:val="18"/>
+              </w:rPr>
+              <w:t>)</w:t>
             </w:r>
           </w:p>
         </w:tc>
@@ -11412,7 +12709,36 @@
                 <w:i w:val="0"/>
                 <w:sz w:val="18"/>
               </w:rPr>
-              <w:t>V_R/V_S</w:t>
+              <w:t>V</w:t>
+            </w:r>
+            <w:r>
+              <w:rPr>
+                <w:rFonts w:ascii="Arial" w:hAnsi="Arial" w:eastAsia="Arial" w:cs="Arial"/>
+                <w:b/>
+                <w:i w:val="0"/>
+                <w:sz w:val="18"/>
+                <w:vertAlign w:val="subscript"/>
+              </w:rPr>
+              <w:t>R</w:t>
+            </w:r>
+            <w:r>
+              <w:rPr>
+                <w:rFonts w:ascii="Arial" w:hAnsi="Arial" w:eastAsia="Arial" w:cs="Arial"/>
+                <w:b/>
+                <w:i w:val="0"/>
+                <w:sz w:val="18"/>
+              </w:rPr>
+              <w:t>/V</w:t>
+            </w:r>
+            <w:r>
+              <w:rPr>
+                <w:rFonts w:ascii="Arial" w:hAnsi="Arial" w:eastAsia="Arial" w:cs="Arial"/>
+                <w:b/>
+                <w:i w:val="0"/>
+                <w:sz w:val="18"/>
+                <w:vertAlign w:val="subscript"/>
+              </w:rPr>
+              <w:t>S</w:t>
             </w:r>
           </w:p>
         </w:tc>
@@ -11884,7 +13210,9 @@
           <w:color w:val="1F3864"/>
           <w:sz w:val="28"/>
         </w:rPr>
-        <w:t>ANIMASI INTERAKTIF PEMODELAN SALURAN</w:t>
+        <w:t>ANIMASI INTERAKTIF</w:t>
+        <w:br/>
+        <w:t>PEMODELAN SALURAN</w:t>
       </w:r>
     </w:p>
     <w:p>
@@ -11915,7 +13243,18 @@
           <w:color w:val="2E4A7A"/>
           <w:sz w:val="24"/>
         </w:rPr>
-        <w:t>Animasi 1 — Geometri Konduktor → L, C, x, b, dan Zc</w:t>
+        <w:t>Animasi 1 — Geometri Konduktor → L, C, x, b, dan Z</w:t>
+      </w:r>
+      <w:r>
+        <w:rPr>
+          <w:rFonts w:ascii="Arial" w:hAnsi="Arial" w:eastAsia="Arial" w:cs="Arial"/>
+          <w:b/>
+          <w:i w:val="0"/>
+          <w:color w:val="2E4A7A"/>
+          <w:sz w:val="24"/>
+          <w:vertAlign w:val="subscript"/>
+        </w:rPr>
+        <w:t>c</w:t>
       </w:r>
     </w:p>
     <w:p>
@@ -11959,7 +13298,26 @@
           <w:i w:val="0"/>
           <w:sz w:val="21"/>
         </w:rPr>
-        <w:t xml:space="preserve"> Kiri: tiga fasa mendatar dengan GMD dan GMR yang dihitung; kanan: batang L, C, x, dan b per km, dengan Z_c dan SIL di readout.</w:t>
+        <w:t xml:space="preserve"> Kiri: tiga fasa mendatar dengan GMD dan GMR yang dihitung; kanan: batang L, C, x, dan b per km, dengan Z</w:t>
+      </w:r>
+      <w:r>
+        <w:rPr>
+          <w:rFonts w:ascii="Arial" w:hAnsi="Arial" w:eastAsia="Arial" w:cs="Arial"/>
+          <w:b w:val="0"/>
+          <w:i w:val="0"/>
+          <w:sz w:val="21"/>
+          <w:vertAlign w:val="subscript"/>
+        </w:rPr>
+        <w:t>c</w:t>
+      </w:r>
+      <w:r>
+        <w:rPr>
+          <w:rFonts w:ascii="Arial" w:hAnsi="Arial" w:eastAsia="Arial" w:cs="Arial"/>
+          <w:b w:val="0"/>
+          <w:i w:val="0"/>
+          <w:sz w:val="21"/>
+        </w:rPr>
+        <w:t xml:space="preserve"> dan SIL di readout.</w:t>
       </w:r>
       <w:r>
         <w:br/>
@@ -11989,7 +13347,26 @@
           <w:i w:val="0"/>
           <w:sz w:val="21"/>
         </w:rPr>
-        <w:t xml:space="preserve"> (logaritma). (2) Menambah sub-konduktor menurunkan L dan menaikkan C sekaligus: Z_c turun, SIL naik. (3) Jari-jari konduktor berpengaruh lebih kecil daripada berkas. Soal C1–C5 dan C11.</w:t>
+        <w:t xml:space="preserve"> (logaritma). (2) Menambah sub-konduktor menurunkan L dan menaikkan C sekaligus: Z</w:t>
+      </w:r>
+      <w:r>
+        <w:rPr>
+          <w:rFonts w:ascii="Arial" w:hAnsi="Arial" w:eastAsia="Arial" w:cs="Arial"/>
+          <w:b w:val="0"/>
+          <w:i w:val="0"/>
+          <w:sz w:val="21"/>
+          <w:vertAlign w:val="subscript"/>
+        </w:rPr>
+        <w:t>c</w:t>
+      </w:r>
+      <w:r>
+        <w:rPr>
+          <w:rFonts w:ascii="Arial" w:hAnsi="Arial" w:eastAsia="Arial" w:cs="Arial"/>
+          <w:b w:val="0"/>
+          <w:i w:val="0"/>
+          <w:sz w:val="21"/>
+        </w:rPr>
+        <w:t xml:space="preserve"> turun, SIL naik. (3) Jari-jari konduktor berpengaruh lebih kecil daripada berkas. Soal C1–C5 dan C11.</w:t>
       </w:r>
     </w:p>
     <w:p>
@@ -12049,7 +13426,26 @@
           <w:i w:val="0"/>
           <w:sz w:val="21"/>
         </w:rPr>
-        <w:t xml:space="preserve"> Atas: A = cos(βℓ) (hijau) vs 1 − xbℓ²/2 (kuning putus-putus); bawah: |B| = Z_c sin(βℓ) (biru) vs xℓ (ungu). Garis merah muda adalah panjang yang ditinjau; readout memberi selisih persen keduanya.</w:t>
+        <w:t xml:space="preserve"> Atas: A = cos(βℓ) (hijau) vs 1 − xbℓ²/2 (kuning putus-putus); bawah: |B| = Z</w:t>
+      </w:r>
+      <w:r>
+        <w:rPr>
+          <w:rFonts w:ascii="Arial" w:hAnsi="Arial" w:eastAsia="Arial" w:cs="Arial"/>
+          <w:b w:val="0"/>
+          <w:i w:val="0"/>
+          <w:sz w:val="21"/>
+          <w:vertAlign w:val="subscript"/>
+        </w:rPr>
+        <w:t>c</w:t>
+      </w:r>
+      <w:r>
+        <w:rPr>
+          <w:rFonts w:ascii="Arial" w:hAnsi="Arial" w:eastAsia="Arial" w:cs="Arial"/>
+          <w:b w:val="0"/>
+          <w:i w:val="0"/>
+          <w:sz w:val="21"/>
+        </w:rPr>
+        <w:t xml:space="preserve"> sin(βℓ) (biru) vs xℓ (ungu). Garis merah muda adalah panjang yang ditinjau; readout memberi selisih persen keduanya.</w:t>
       </w:r>
       <w:r>
         <w:br/>
@@ -12139,7 +13535,26 @@
           <w:i w:val="0"/>
           <w:sz w:val="21"/>
         </w:rPr>
-        <w:t xml:space="preserve"> Kurva adalah |V(x)| sepanjang saluran 500 kV tanpa rugi dengan V_S dijaga 1 pu; garis merah putus-putus batas ±5 %; titik berjalan menyusuri saluran.</w:t>
+        <w:t xml:space="preserve"> Kurva adalah |V(x)| sepanjang saluran 500 kV tanpa rugi dengan V</w:t>
+      </w:r>
+      <w:r>
+        <w:rPr>
+          <w:rFonts w:ascii="Arial" w:hAnsi="Arial" w:eastAsia="Arial" w:cs="Arial"/>
+          <w:b w:val="0"/>
+          <w:i w:val="0"/>
+          <w:sz w:val="21"/>
+          <w:vertAlign w:val="subscript"/>
+        </w:rPr>
+        <w:t>S</w:t>
+      </w:r>
+      <w:r>
+        <w:rPr>
+          <w:rFonts w:ascii="Arial" w:hAnsi="Arial" w:eastAsia="Arial" w:cs="Arial"/>
+          <w:b w:val="0"/>
+          <w:i w:val="0"/>
+          <w:sz w:val="21"/>
+        </w:rPr>
+        <w:t xml:space="preserve"> dijaga 1 pu; garis merah putus-putus batas ±5 %; titik berjalan menyusuri saluran.</w:t>
       </w:r>
       <w:r>
         <w:br/>
@@ -12185,7 +13600,28 @@
           <w:color w:val="2E4A7A"/>
           <w:sz w:val="24"/>
         </w:rPr>
-        <w:t>Animasi 4 — Zc, SIL, dan Ferranti untuk Berkas 1–4 Sub-konduktor</w:t>
+        <w:t>Animasi 4 — Z</w:t>
+      </w:r>
+      <w:r>
+        <w:rPr>
+          <w:rFonts w:ascii="Arial" w:hAnsi="Arial" w:eastAsia="Arial" w:cs="Arial"/>
+          <w:b/>
+          <w:i w:val="0"/>
+          <w:color w:val="2E4A7A"/>
+          <w:sz w:val="24"/>
+          <w:vertAlign w:val="subscript"/>
+        </w:rPr>
+        <w:t>c</w:t>
+      </w:r>
+      <w:r>
+        <w:rPr>
+          <w:rFonts w:ascii="Arial" w:hAnsi="Arial" w:eastAsia="Arial" w:cs="Arial"/>
+          <w:b/>
+          <w:i w:val="0"/>
+          <w:color w:val="2E4A7A"/>
+          <w:sz w:val="24"/>
+        </w:rPr>
+        <w:t>, SIL, dan Ferranti untuk Berkas 1–4 Sub-konduktor</w:t>
       </w:r>
     </w:p>
     <w:p>
@@ -12229,7 +13665,26 @@
           <w:i w:val="0"/>
           <w:sz w:val="21"/>
         </w:rPr>
-        <w:t xml:space="preserve"> Empat batang adalah SIL untuk 1–4 sub-konduktor per fasa (s = 45 cm) pada geometri yang sama; di tiap batang tertulis Z_c, x per km, dan kenaikan Ferranti untuk panjang yang dipilih.</w:t>
+        <w:t xml:space="preserve"> Empat batang adalah SIL untuk 1–4 sub-konduktor per fasa (s = 45 cm) pada geometri yang sama; di tiap batang tertulis Z</w:t>
+      </w:r>
+      <w:r>
+        <w:rPr>
+          <w:rFonts w:ascii="Arial" w:hAnsi="Arial" w:eastAsia="Arial" w:cs="Arial"/>
+          <w:b w:val="0"/>
+          <w:i w:val="0"/>
+          <w:sz w:val="21"/>
+          <w:vertAlign w:val="subscript"/>
+        </w:rPr>
+        <w:t>c</w:t>
+      </w:r>
+      <w:r>
+        <w:rPr>
+          <w:rFonts w:ascii="Arial" w:hAnsi="Arial" w:eastAsia="Arial" w:cs="Arial"/>
+          <w:b w:val="0"/>
+          <w:i w:val="0"/>
+          <w:sz w:val="21"/>
+        </w:rPr>
+        <w:t>, x per km, dan kenaikan Ferranti untuk panjang yang dipilih.</w:t>
       </w:r>
       <w:r>
         <w:br/>
@@ -12259,7 +13714,26 @@
           <w:i w:val="0"/>
           <w:sz w:val="21"/>
         </w:rPr>
-        <w:t xml:space="preserve"> dibanding konduktor tunggal. (2) SIL ∝ V²: 765 kV memberi 2,3 kali SIL 500 kV pada Z_c sama. (3) Ferranti hampir tidak bergantung berkas karena β ≈ ω√(LC) hampir tetap (kecepatan cahaya). Soal C9 dan C10.</w:t>
+        <w:t xml:space="preserve"> dibanding konduktor tunggal. (2) SIL ∝ V²: 765 kV memberi 2,3 kali SIL 500 kV pada Z</w:t>
+      </w:r>
+      <w:r>
+        <w:rPr>
+          <w:rFonts w:ascii="Arial" w:hAnsi="Arial" w:eastAsia="Arial" w:cs="Arial"/>
+          <w:b w:val="0"/>
+          <w:i w:val="0"/>
+          <w:sz w:val="21"/>
+          <w:vertAlign w:val="subscript"/>
+        </w:rPr>
+        <w:t>c</w:t>
+      </w:r>
+      <w:r>
+        <w:rPr>
+          <w:rFonts w:ascii="Arial" w:hAnsi="Arial" w:eastAsia="Arial" w:cs="Arial"/>
+          <w:b w:val="0"/>
+          <w:i w:val="0"/>
+          <w:sz w:val="21"/>
+        </w:rPr>
+        <w:t xml:space="preserve"> sama. (3) Ferranti hampir tidak bergantung berkas karena β ≈ ω√(LC) hampir tetap (kecepatan cahaya). Soal C9 dan C10.</w:t>
       </w:r>
     </w:p>
     <w:p>
@@ -12288,7 +13762,26 @@
           <w:i w:val="0"/>
           <w:sz w:val="21"/>
         </w:rPr>
-        <w:t xml:space="preserve"> pada Animasi 1 atur D = 6 m, r = 1,09 cm, 1 sub-konduktor dan cocokkan L = 1,3584 mH/km, C = 8,504 nF/km, Z_c ≈ 400 Ω dengan Gambar 1; pada Animasi 2 atur x = 0,43, b = 2,67, ℓ = 400 km dan cocokkan A = 0,9102 dengan tabel Bagian 05.</w:t>
+        <w:t xml:space="preserve"> pada Animasi 1 atur D = 6 m, r = 1,09 cm, 1 sub-konduktor dan cocokkan L = 1,3584 mH/km, C = 8,504 nF/km, Z</w:t>
+      </w:r>
+      <w:r>
+        <w:rPr>
+          <w:rFonts w:ascii="Arial" w:hAnsi="Arial" w:eastAsia="Arial" w:cs="Arial"/>
+          <w:b w:val="0"/>
+          <w:i w:val="0"/>
+          <w:sz w:val="21"/>
+          <w:vertAlign w:val="subscript"/>
+        </w:rPr>
+        <w:t>c</w:t>
+      </w:r>
+      <w:r>
+        <w:rPr>
+          <w:rFonts w:ascii="Arial" w:hAnsi="Arial" w:eastAsia="Arial" w:cs="Arial"/>
+          <w:b w:val="0"/>
+          <w:i w:val="0"/>
+          <w:sz w:val="21"/>
+        </w:rPr>
+        <w:t xml:space="preserve"> ≈ 400 Ω dengan Gambar 1; pada Animasi 2 atur x = 0,43, b = 2,67, ℓ = 400 km dan cocokkan A = 0,9102 dengan tabel Bagian 05.</w:t>
       </w:r>
     </w:p>
     <w:p>
@@ -12304,7 +13797,9 @@
           <w:color w:val="1F3864"/>
           <w:sz w:val="28"/>
         </w:rPr>
-        <w:t>IMPLEMENTASI PYTHON DI JUPYTER NOTEBOOK</w:t>
+        <w:t>IMPLEMENTASI PYTHON</w:t>
+        <w:br/>
+        <w:t>DI JUPYTER NOTEBOOK</w:t>
       </w:r>
     </w:p>
     <w:p>
@@ -12593,7 +14088,49 @@
           <w:color w:val="2E4A7A"/>
           <w:sz w:val="20"/>
         </w:rPr>
-        <w:t>Cell 2 — Nominal-π dan Konstanta ABCD: V_S, I_S, Regulasi, Efisiensi</w:t>
+        <w:t>Cell 2 — Nominal-π dan Konstanta ABCD: V</w:t>
+      </w:r>
+      <w:r>
+        <w:rPr>
+          <w:rFonts w:ascii="Arial" w:hAnsi="Arial" w:eastAsia="Arial" w:cs="Arial"/>
+          <w:b/>
+          <w:i w:val="0"/>
+          <w:color w:val="2E4A7A"/>
+          <w:sz w:val="20"/>
+          <w:vertAlign w:val="subscript"/>
+        </w:rPr>
+        <w:t>S</w:t>
+      </w:r>
+      <w:r>
+        <w:rPr>
+          <w:rFonts w:ascii="Arial" w:hAnsi="Arial" w:eastAsia="Arial" w:cs="Arial"/>
+          <w:b/>
+          <w:i w:val="0"/>
+          <w:color w:val="2E4A7A"/>
+          <w:sz w:val="20"/>
+        </w:rPr>
+        <w:t>, I</w:t>
+      </w:r>
+      <w:r>
+        <w:rPr>
+          <w:rFonts w:ascii="Arial" w:hAnsi="Arial" w:eastAsia="Arial" w:cs="Arial"/>
+          <w:b/>
+          <w:i w:val="0"/>
+          <w:color w:val="2E4A7A"/>
+          <w:sz w:val="20"/>
+          <w:vertAlign w:val="subscript"/>
+        </w:rPr>
+        <w:t>S</w:t>
+      </w:r>
+      <w:r>
+        <w:rPr>
+          <w:rFonts w:ascii="Arial" w:hAnsi="Arial" w:eastAsia="Arial" w:cs="Arial"/>
+          <w:b/>
+          <w:i w:val="0"/>
+          <w:color w:val="2E4A7A"/>
+          <w:sz w:val="20"/>
+        </w:rPr>
+        <w:t>, Regulasi, Efisiensi</w:t>
       </w:r>
     </w:p>
     <w:p>
@@ -12828,7 +14365,28 @@
           <w:color w:val="2E4A7A"/>
           <w:sz w:val="20"/>
         </w:rPr>
-        <w:t>Cell 3 — Saluran Panjang: γ, Z_c, cosh/sinh, π-Ekuivalen, dan Perbandingan dengan Nominal-π</w:t>
+        <w:t>Cell 3 — Saluran Panjang: γ, Z</w:t>
+      </w:r>
+      <w:r>
+        <w:rPr>
+          <w:rFonts w:ascii="Arial" w:hAnsi="Arial" w:eastAsia="Arial" w:cs="Arial"/>
+          <w:b/>
+          <w:i w:val="0"/>
+          <w:color w:val="2E4A7A"/>
+          <w:sz w:val="20"/>
+          <w:vertAlign w:val="subscript"/>
+        </w:rPr>
+        <w:t>c</w:t>
+      </w:r>
+      <w:r>
+        <w:rPr>
+          <w:rFonts w:ascii="Arial" w:hAnsi="Arial" w:eastAsia="Arial" w:cs="Arial"/>
+          <w:b/>
+          <w:i w:val="0"/>
+          <w:color w:val="2E4A7A"/>
+          <w:sz w:val="20"/>
+        </w:rPr>
+        <w:t>, cosh/sinh, π-Ekuivalen, dan Perbandingan dengan Nominal-π</w:t>
       </w:r>
     </w:p>
     <w:p>
@@ -13242,7 +14800,26 @@
           <w:i w:val="0"/>
           <w:sz w:val="21"/>
         </w:rPr>
-        <w:t xml:space="preserve"> jalankan keempat cell dan cocokkan dengan Bagian 01–06: L = 1,3584 mH/km, C = 8,504 nF/km, V_S nominal-π 162,37 kV, A(400 km) = 0,9102, dan SIL 150 kV 56,3 MW. Cell 1–4 memuat pola penyelesaian soal Hard C11–C15; ubah angkanya sesuai soal Anda, jangan hanya menyalin.</w:t>
+        <w:t xml:space="preserve"> jalankan keempat cell dan cocokkan dengan Bagian 01–06: L = 1,3584 mH/km, C = 8,504 nF/km, V</w:t>
+      </w:r>
+      <w:r>
+        <w:rPr>
+          <w:rFonts w:ascii="Arial" w:hAnsi="Arial" w:eastAsia="Arial" w:cs="Arial"/>
+          <w:b w:val="0"/>
+          <w:i w:val="0"/>
+          <w:sz w:val="21"/>
+          <w:vertAlign w:val="subscript"/>
+        </w:rPr>
+        <w:t>S</w:t>
+      </w:r>
+      <w:r>
+        <w:rPr>
+          <w:rFonts w:ascii="Arial" w:hAnsi="Arial" w:eastAsia="Arial" w:cs="Arial"/>
+          <w:b w:val="0"/>
+          <w:i w:val="0"/>
+          <w:sz w:val="21"/>
+        </w:rPr>
+        <w:t xml:space="preserve"> nominal-π 162,37 kV, A(400 km) = 0,9102, dan SIL 150 kV 56,3 MW. Cell 1–4 memuat pola penyelesaian soal Hard C11–C15; ubah angkanya sesuai soal Anda, jangan hanya menyalin.</w:t>
       </w:r>
     </w:p>
     <w:p>
@@ -13776,7 +15353,26 @@
           <w:i w:val="0"/>
           <w:sz w:val="21"/>
         </w:rPr>
-        <w:t>(B) Induktansi turun dan kapasitansi naik, sehingga Z_c turun dan SIL naik</w:t>
+        <w:t>(B) Induktansi turun dan kapasitansi naik, sehingga Z</w:t>
+      </w:r>
+      <w:r>
+        <w:rPr>
+          <w:rFonts w:ascii="Arial" w:hAnsi="Arial" w:eastAsia="Arial" w:cs="Arial"/>
+          <w:b w:val="0"/>
+          <w:i w:val="0"/>
+          <w:sz w:val="21"/>
+          <w:vertAlign w:val="subscript"/>
+        </w:rPr>
+        <w:t>c</w:t>
+      </w:r>
+      <w:r>
+        <w:rPr>
+          <w:rFonts w:ascii="Arial" w:hAnsi="Arial" w:eastAsia="Arial" w:cs="Arial"/>
+          <w:b w:val="0"/>
+          <w:i w:val="0"/>
+          <w:sz w:val="21"/>
+        </w:rPr>
+        <w:t xml:space="preserve"> turun dan SIL naik</w:t>
       </w:r>
     </w:p>
     <w:p>
@@ -14202,7 +15798,17 @@
           <w:i w:val="0"/>
           <w:sz w:val="21"/>
         </w:rPr>
-        <w:t>(D) 250–400 Ω, dan SIL = V²/Z_c</w:t>
+        <w:t>(D) 250–400 Ω, dan SIL = V²/Z</w:t>
+      </w:r>
+      <w:r>
+        <w:rPr>
+          <w:rFonts w:ascii="Arial" w:hAnsi="Arial" w:eastAsia="Arial" w:cs="Arial"/>
+          <w:b w:val="0"/>
+          <w:i w:val="0"/>
+          <w:sz w:val="21"/>
+          <w:vertAlign w:val="subscript"/>
+        </w:rPr>
+        <w:t>c</w:t>
       </w:r>
     </w:p>
     <w:p>
@@ -14298,7 +15904,26 @@
           <w:i w:val="0"/>
           <w:sz w:val="21"/>
         </w:rPr>
-        <w:t>(C) A = Zc sinh γℓ</w:t>
+        <w:t>(C) A = Z</w:t>
+      </w:r>
+      <w:r>
+        <w:rPr>
+          <w:rFonts w:ascii="Arial" w:hAnsi="Arial" w:eastAsia="Arial" w:cs="Arial"/>
+          <w:b w:val="0"/>
+          <w:i w:val="0"/>
+          <w:sz w:val="21"/>
+          <w:vertAlign w:val="subscript"/>
+        </w:rPr>
+        <w:t>c</w:t>
+      </w:r>
+      <w:r>
+        <w:rPr>
+          <w:rFonts w:ascii="Arial" w:hAnsi="Arial" w:eastAsia="Arial" w:cs="Arial"/>
+          <w:b w:val="0"/>
+          <w:i w:val="0"/>
+          <w:sz w:val="21"/>
+        </w:rPr>
+        <w:t xml:space="preserve"> sinh γℓ</w:t>
       </w:r>
     </w:p>
     <w:p>
@@ -14322,7 +15947,17 @@
           <w:i w:val="0"/>
           <w:sz w:val="21"/>
         </w:rPr>
-        <w:t>(D) A = eγℓ</w:t>
+        <w:t>(D) A = e</w:t>
+      </w:r>
+      <w:r>
+        <w:rPr>
+          <w:rFonts w:ascii="Arial" w:hAnsi="Arial" w:eastAsia="Arial" w:cs="Arial"/>
+          <w:b w:val="0"/>
+          <w:i w:val="0"/>
+          <w:sz w:val="21"/>
+          <w:vertAlign w:val="superscript"/>
+        </w:rPr>
+        <w:t>γℓ</w:t>
       </w:r>
     </w:p>
     <w:p>
@@ -14908,7 +16543,17 @@
           <w:i w:val="0"/>
           <w:sz w:val="21"/>
         </w:rPr>
-        <w:t>SIL = V²/Z_c</w:t>
+        <w:t>SIL = V²/Z</w:t>
+      </w:r>
+      <w:r>
+        <w:rPr>
+          <w:rFonts w:ascii="Arial" w:hAnsi="Arial" w:eastAsia="Arial" w:cs="Arial"/>
+          <w:b w:val="0"/>
+          <w:i w:val="0"/>
+          <w:sz w:val="21"/>
+          <w:vertAlign w:val="subscript"/>
+        </w:rPr>
+        <w:t>c</w:t>
       </w:r>
     </w:p>
     <w:p>
@@ -14957,7 +16602,26 @@
           <w:i w:val="0"/>
           <w:sz w:val="21"/>
         </w:rPr>
-        <w:t>X_L dari susunan mendatar (GMD, GMR)</w:t>
+        <w:t>X</w:t>
+      </w:r>
+      <w:r>
+        <w:rPr>
+          <w:rFonts w:ascii="Arial" w:hAnsi="Arial" w:eastAsia="Arial" w:cs="Arial"/>
+          <w:b w:val="0"/>
+          <w:i w:val="0"/>
+          <w:sz w:val="21"/>
+          <w:vertAlign w:val="subscript"/>
+        </w:rPr>
+        <w:t>L</w:t>
+      </w:r>
+      <w:r>
+        <w:rPr>
+          <w:rFonts w:ascii="Arial" w:hAnsi="Arial" w:eastAsia="Arial" w:cs="Arial"/>
+          <w:b w:val="0"/>
+          <w:i w:val="0"/>
+          <w:sz w:val="21"/>
+        </w:rPr>
+        <w:t xml:space="preserve"> dari susunan mendatar (GMD, GMR)</w:t>
       </w:r>
     </w:p>
     <w:p>
@@ -15056,7 +16720,26 @@
           <w:i w:val="0"/>
           <w:sz w:val="21"/>
         </w:rPr>
-        <w:t>V_R tanpa beban saluran 500 kV (Ferranti)</w:t>
+        <w:t>V</w:t>
+      </w:r>
+      <w:r>
+        <w:rPr>
+          <w:rFonts w:ascii="Arial" w:hAnsi="Arial" w:eastAsia="Arial" w:cs="Arial"/>
+          <w:b w:val="0"/>
+          <w:i w:val="0"/>
+          <w:sz w:val="21"/>
+          <w:vertAlign w:val="subscript"/>
+        </w:rPr>
+        <w:t>R</w:t>
+      </w:r>
+      <w:r>
+        <w:rPr>
+          <w:rFonts w:ascii="Arial" w:hAnsi="Arial" w:eastAsia="Arial" w:cs="Arial"/>
+          <w:b w:val="0"/>
+          <w:i w:val="0"/>
+          <w:sz w:val="21"/>
+        </w:rPr>
+        <w:t xml:space="preserve"> tanpa beban saluran 500 kV (Ferranti)</w:t>
       </w:r>
     </w:p>
     <w:p>
@@ -15089,7 +16772,26 @@
           <w:i w:val="0"/>
           <w:sz w:val="21"/>
         </w:rPr>
-        <w:t>|Z′| = Z_c sin(βℓ) π-ekuivalen</w:t>
+        <w:t>|Z′| = Z</w:t>
+      </w:r>
+      <w:r>
+        <w:rPr>
+          <w:rFonts w:ascii="Arial" w:hAnsi="Arial" w:eastAsia="Arial" w:cs="Arial"/>
+          <w:b w:val="0"/>
+          <w:i w:val="0"/>
+          <w:sz w:val="21"/>
+          <w:vertAlign w:val="subscript"/>
+        </w:rPr>
+        <w:t>c</w:t>
+      </w:r>
+      <w:r>
+        <w:rPr>
+          <w:rFonts w:ascii="Arial" w:hAnsi="Arial" w:eastAsia="Arial" w:cs="Arial"/>
+          <w:b w:val="0"/>
+          <w:i w:val="0"/>
+          <w:sz w:val="21"/>
+        </w:rPr>
+        <w:t xml:space="preserve"> sin(βℓ) π-ekuivalen</w:t>
       </w:r>
     </w:p>
     <w:p>
@@ -15396,7 +17098,26 @@
           <w:i w:val="0"/>
           <w:sz w:val="22"/>
         </w:rPr>
-        <w:t>Hitung L, C, Z_c, dan SIL jalur 500 kV berkas 4 dari geometri menaranya: berapa beban 'alami' saluran ini?</w:t>
+        <w:t>Hitung L, C, Z</w:t>
+      </w:r>
+      <w:r>
+        <w:rPr>
+          <w:rFonts w:ascii="Arial" w:hAnsi="Arial" w:eastAsia="Arial" w:cs="Arial"/>
+          <w:b w:val="0"/>
+          <w:i w:val="0"/>
+          <w:sz w:val="22"/>
+          <w:vertAlign w:val="subscript"/>
+        </w:rPr>
+        <w:t>c</w:t>
+      </w:r>
+      <w:r>
+        <w:rPr>
+          <w:rFonts w:ascii="Arial" w:hAnsi="Arial" w:eastAsia="Arial" w:cs="Arial"/>
+          <w:b w:val="0"/>
+          <w:i w:val="0"/>
+          <w:sz w:val="22"/>
+        </w:rPr>
+        <w:t>, dan SIL jalur 500 kV berkas 4 dari geometri menaranya: berapa beban 'alami' saluran ini?</w:t>
       </w:r>
     </w:p>
     <w:p>
